--- a/static/images/docs/Louis_Andrada_Submission_Package.docx
+++ b/static/images/docs/Louis_Andrada_Submission_Package.docx
@@ -10,7 +10,7 @@
         </w:tabs>
         <w:spacing w:after="0" w:line="276" w:lineRule="auto"/>
         <w:rPr>
-          <w:rFonts w:ascii="Courier New" w:hAnsi="Courier New" w:cs="Courier New"/>
+          <w:rFonts w:ascii="AndradaMono" w:hAnsi="AndradaMono" w:cs="Courier New"/>
           <w:b/>
           <w:bCs/>
           <w:color w:val="auto"/>
@@ -20,7 +20,7 @@
       </w:pPr>
       <w:r>
         <w:rPr>
-          <w:rFonts w:ascii="Courier New" w:hAnsi="Courier New" w:cs="Courier New"/>
+          <w:rFonts w:ascii="AndradaMono" w:hAnsi="AndradaMono" w:cs="Courier New"/>
           <w:b/>
           <w:bCs/>
           <w:color w:val="auto"/>
@@ -34,7 +34,7 @@
       <w:pPr>
         <w:spacing w:before="120" w:after="0"/>
         <w:rPr>
-          <w:rFonts w:ascii="Courier New" w:hAnsi="Courier New" w:cs="Courier New"/>
+          <w:rFonts w:ascii="AndradaMono" w:hAnsi="AndradaMono" w:cs="Courier New"/>
           <w:b/>
           <w:bCs/>
           <w:sz w:val="24"/>
@@ -43,52 +43,46 @@
       </w:pPr>
       <w:r>
         <w:rPr>
-          <w:rFonts w:ascii="Courier New" w:hAnsi="Courier New" w:cs="Courier New"/>
+          <w:rFonts w:ascii="AndradaMono" w:hAnsi="AndradaMono" w:cs="Courier New"/>
         </w:rPr>
         <w:t xml:space="preserve">Born in 2002 in </w:t>
       </w:r>
       <w:proofErr w:type="spellStart"/>
       <w:r>
         <w:rPr>
-          <w:rFonts w:ascii="Courier New" w:hAnsi="Courier New" w:cs="Courier New"/>
+          <w:rFonts w:ascii="AndradaMono" w:hAnsi="AndradaMono" w:cs="Courier New"/>
         </w:rPr>
         <w:t>Mossoró</w:t>
       </w:r>
       <w:proofErr w:type="spellEnd"/>
       <w:r>
         <w:rPr>
-          <w:rFonts w:ascii="Courier New" w:hAnsi="Courier New" w:cs="Courier New"/>
+          <w:rFonts w:ascii="AndradaMono" w:hAnsi="AndradaMono" w:cs="Courier New"/>
         </w:rPr>
         <w:t>, Brazil</w:t>
       </w:r>
       <w:r>
         <w:rPr>
-          <w:rFonts w:ascii="Courier New" w:hAnsi="Courier New" w:cs="Courier New"/>
+          <w:rFonts w:ascii="AndradaMono" w:hAnsi="AndradaMono" w:cs="Courier New"/>
         </w:rPr>
         <w:br/>
-        <w:t xml:space="preserve">Resides and works in </w:t>
-      </w:r>
-      <w:r>
-        <w:rPr>
-          <w:rFonts w:ascii="Courier New" w:hAnsi="Courier New" w:cs="Courier New"/>
-        </w:rPr>
-        <w:t>Toronto, Canada</w:t>
-      </w:r>
-      <w:r>
-        <w:rPr>
-          <w:rFonts w:ascii="Courier New" w:hAnsi="Courier New" w:cs="Courier New"/>
+        <w:t>Resides and works in Toronto, Canada</w:t>
+      </w:r>
+      <w:r>
+        <w:rPr>
+          <w:rFonts w:ascii="AndradaMono" w:hAnsi="AndradaMono" w:cs="Courier New"/>
         </w:rPr>
         <w:br/>
       </w:r>
       <w:r>
         <w:rPr>
-          <w:rFonts w:ascii="Courier New" w:hAnsi="Courier New" w:cs="Courier New"/>
+          <w:rFonts w:ascii="AndradaMono" w:hAnsi="AndradaMono" w:cs="Courier New"/>
         </w:rPr>
         <w:br/>
       </w:r>
       <w:r>
         <w:rPr>
-          <w:rFonts w:ascii="Courier New" w:hAnsi="Courier New" w:cs="Courier New"/>
+          <w:rFonts w:ascii="AndradaMono" w:hAnsi="AndradaMono" w:cs="Courier New"/>
           <w:b/>
           <w:bCs/>
           <w:sz w:val="24"/>
@@ -98,7 +92,7 @@
       </w:r>
       <w:r>
         <w:rPr>
-          <w:rFonts w:ascii="Courier New" w:hAnsi="Courier New" w:cs="Courier New"/>
+          <w:rFonts w:ascii="AndradaMono" w:hAnsi="AndradaMono" w:cs="Courier New"/>
           <w:b/>
           <w:bCs/>
           <w:sz w:val="28"/>
@@ -108,7 +102,7 @@
       </w:r>
       <w:r>
         <w:rPr>
-          <w:rFonts w:ascii="Courier New" w:hAnsi="Courier New" w:cs="Courier New"/>
+          <w:rFonts w:ascii="AndradaMono" w:hAnsi="AndradaMono" w:cs="Courier New"/>
         </w:rPr>
         <w:t xml:space="preserve">   Portfolio: </w:t>
       </w:r>
@@ -116,14 +110,14 @@
         <w:r>
           <w:rPr>
             <w:rStyle w:val="Hyperlink"/>
-            <w:rFonts w:ascii="Courier New" w:hAnsi="Courier New" w:cs="Courier New"/>
+            <w:rFonts w:ascii="AndradaMono" w:hAnsi="AndradaMono" w:cs="Courier New"/>
           </w:rPr>
           <w:t>www.louisandrada.com</w:t>
         </w:r>
       </w:hyperlink>
       <w:r>
         <w:rPr>
-          <w:rFonts w:ascii="Courier New" w:hAnsi="Courier New" w:cs="Courier New"/>
+          <w:rFonts w:ascii="AndradaMono" w:hAnsi="AndradaMono" w:cs="Courier New"/>
         </w:rPr>
         <w:br/>
         <w:t xml:space="preserve">   Email: </w:t>
@@ -132,14 +126,14 @@
         <w:r>
           <w:rPr>
             <w:rStyle w:val="Hyperlink"/>
-            <w:rFonts w:ascii="Courier New" w:hAnsi="Courier New" w:cs="Courier New"/>
+            <w:rFonts w:ascii="AndradaMono" w:hAnsi="AndradaMono" w:cs="Courier New"/>
           </w:rPr>
           <w:t>louis.andrada@outlook.com</w:t>
         </w:r>
       </w:hyperlink>
       <w:r>
         <w:rPr>
-          <w:rFonts w:ascii="Courier New" w:hAnsi="Courier New" w:cs="Courier New"/>
+          <w:rFonts w:ascii="AndradaMono" w:hAnsi="AndradaMono" w:cs="Courier New"/>
         </w:rPr>
         <w:br/>
         <w:t xml:space="preserve">   Instagram: </w:t>
@@ -148,7 +142,7 @@
         <w:r>
           <w:rPr>
             <w:rStyle w:val="Hyperlink"/>
-            <w:rFonts w:ascii="Courier New" w:hAnsi="Courier New" w:cs="Courier New"/>
+            <w:rFonts w:ascii="AndradaMono" w:hAnsi="AndradaMono" w:cs="Courier New"/>
           </w:rPr>
           <w:t>www.instagram.com/viiii13iixv</w:t>
         </w:r>
@@ -158,7 +152,7 @@
       <w:pPr>
         <w:pStyle w:val="Heading1"/>
         <w:rPr>
-          <w:rFonts w:ascii="Courier New" w:hAnsi="Courier New" w:cs="Courier New"/>
+          <w:rFonts w:ascii="AndradaMono" w:hAnsi="AndradaMono" w:cs="Courier New"/>
           <w:color w:val="auto"/>
           <w:sz w:val="24"/>
           <w:szCs w:val="24"/>
@@ -166,7 +160,7 @@
       </w:pPr>
       <w:r>
         <w:rPr>
-          <w:rFonts w:ascii="Courier New" w:hAnsi="Courier New" w:cs="Courier New"/>
+          <w:rFonts w:ascii="AndradaMono" w:hAnsi="AndradaMono" w:cs="Courier New"/>
           <w:color w:val="auto"/>
           <w:sz w:val="24"/>
           <w:szCs w:val="24"/>
@@ -183,12 +177,12 @@
         </w:numPr>
         <w:ind w:left="360"/>
         <w:rPr>
-          <w:rFonts w:ascii="Courier New" w:hAnsi="Courier New" w:cs="Courier New"/>
+          <w:rFonts w:ascii="AndradaMono" w:hAnsi="AndradaMono" w:cs="Courier New"/>
         </w:rPr>
       </w:pPr>
       <w:r>
         <w:rPr>
-          <w:rFonts w:ascii="Courier New" w:hAnsi="Courier New" w:cs="Courier New"/>
+          <w:rFonts w:ascii="AndradaMono" w:hAnsi="AndradaMono" w:cs="Courier New"/>
         </w:rPr>
         <w:t>2026 — Group Exhibition — Pancakes and Booze — Toronto, Canada</w:t>
       </w:r>
@@ -202,33 +196,21 @@
         </w:numPr>
         <w:ind w:left="360"/>
         <w:rPr>
-          <w:rFonts w:ascii="Courier New" w:hAnsi="Courier New" w:cs="Courier New"/>
+          <w:rFonts w:ascii="AndradaMono" w:hAnsi="AndradaMono" w:cs="Courier New"/>
         </w:rPr>
       </w:pPr>
       <w:r>
         <w:rPr>
-          <w:rFonts w:ascii="Courier New" w:hAnsi="Courier New" w:cs="Courier New"/>
-        </w:rPr>
-        <w:t>2024</w:t>
-      </w:r>
-      <w:r>
-        <w:rPr>
-          <w:rFonts w:ascii="Courier New" w:hAnsi="Courier New" w:cs="Courier New"/>
-        </w:rPr>
-        <w:t>-</w:t>
-      </w:r>
-      <w:r>
-        <w:rPr>
-          <w:rFonts w:ascii="Courier New" w:hAnsi="Courier New" w:cs="Courier New"/>
-        </w:rPr>
-        <w:t>2025 — Works on Display — The Chess Gallery — Toronto, Canada</w:t>
+          <w:rFonts w:ascii="AndradaMono" w:hAnsi="AndradaMono" w:cs="Courier New"/>
+        </w:rPr>
+        <w:t>2024-2025 — Works on Display — The Chess Gallery — Toronto, Canada</w:t>
       </w:r>
     </w:p>
     <w:p>
       <w:pPr>
         <w:pStyle w:val="Heading1"/>
         <w:rPr>
-          <w:rFonts w:ascii="Courier New" w:hAnsi="Courier New" w:cs="Courier New"/>
+          <w:rFonts w:ascii="AndradaMono" w:hAnsi="AndradaMono" w:cs="Courier New"/>
           <w:color w:val="auto"/>
           <w:sz w:val="24"/>
           <w:szCs w:val="24"/>
@@ -236,21 +218,12 @@
       </w:pPr>
       <w:r>
         <w:rPr>
-          <w:rFonts w:ascii="Courier New" w:hAnsi="Courier New" w:cs="Courier New"/>
+          <w:rFonts w:ascii="AndradaMono" w:hAnsi="AndradaMono" w:cs="Courier New"/>
           <w:color w:val="auto"/>
           <w:sz w:val="24"/>
           <w:szCs w:val="24"/>
         </w:rPr>
-        <w:t>Press &amp; P</w:t>
-      </w:r>
-      <w:r>
-        <w:rPr>
-          <w:rFonts w:ascii="Courier New" w:hAnsi="Courier New" w:cs="Courier New"/>
-          <w:color w:val="auto"/>
-          <w:sz w:val="24"/>
-          <w:szCs w:val="24"/>
-        </w:rPr>
-        <w:t>ublications</w:t>
+        <w:t>Press &amp; Publications</w:t>
       </w:r>
     </w:p>
     <w:p>
@@ -262,71 +235,35 @@
         </w:numPr>
         <w:ind w:left="360"/>
         <w:rPr>
-          <w:rFonts w:ascii="Courier New" w:hAnsi="Courier New" w:cs="Courier New"/>
+          <w:rFonts w:ascii="AndradaMono" w:hAnsi="AndradaMono" w:cs="Courier New"/>
         </w:rPr>
       </w:pPr>
       <w:r>
         <w:rPr>
-          <w:rFonts w:ascii="Courier New" w:hAnsi="Courier New" w:cs="Courier New"/>
-        </w:rPr>
-        <w:t>2026 —</w:t>
-      </w:r>
-      <w:r>
-        <w:rPr>
-          <w:rFonts w:ascii="Courier New" w:hAnsi="Courier New" w:cs="Courier New"/>
-        </w:rPr>
-        <w:t xml:space="preserve"> </w:t>
-      </w:r>
-      <w:r>
-        <w:rPr>
-          <w:rFonts w:ascii="Courier New" w:hAnsi="Courier New" w:cs="Courier New"/>
-        </w:rPr>
-        <w:t>Featured Art</w:t>
-      </w:r>
-      <w:r>
-        <w:rPr>
-          <w:rFonts w:ascii="Courier New" w:hAnsi="Courier New" w:cs="Courier New"/>
-        </w:rPr>
-        <w:t>works</w:t>
-      </w:r>
-      <w:r>
-        <w:rPr>
-          <w:rFonts w:ascii="Courier New" w:hAnsi="Courier New" w:cs="Courier New"/>
-        </w:rPr>
-        <w:t xml:space="preserve"> — </w:t>
+          <w:rFonts w:ascii="AndradaMono" w:hAnsi="AndradaMono" w:cs="Courier New"/>
+        </w:rPr>
+        <w:t xml:space="preserve">2026 — Featured Artworks — </w:t>
       </w:r>
       <w:proofErr w:type="spellStart"/>
       <w:r>
         <w:rPr>
-          <w:rFonts w:ascii="Courier New" w:hAnsi="Courier New" w:cs="Courier New"/>
+          <w:rFonts w:ascii="AndradaMono" w:hAnsi="AndradaMono" w:cs="Courier New"/>
         </w:rPr>
         <w:t>ArtLaunch</w:t>
       </w:r>
       <w:proofErr w:type="spellEnd"/>
       <w:r>
         <w:rPr>
-          <w:rFonts w:ascii="Courier New" w:hAnsi="Courier New" w:cs="Courier New"/>
-        </w:rPr>
-        <w:t xml:space="preserve"> —</w:t>
-      </w:r>
-      <w:r>
-        <w:rPr>
-          <w:rFonts w:ascii="Courier New" w:hAnsi="Courier New" w:cs="Courier New"/>
-        </w:rPr>
-        <w:t xml:space="preserve"> </w:t>
-      </w:r>
-      <w:r>
-        <w:rPr>
-          <w:rFonts w:ascii="Courier New" w:hAnsi="Courier New" w:cs="Courier New"/>
-        </w:rPr>
-        <w:t>Canada/Online</w:t>
+          <w:rFonts w:ascii="AndradaMono" w:hAnsi="AndradaMono" w:cs="Courier New"/>
+        </w:rPr>
+        <w:t xml:space="preserve"> — Canada/Online</w:t>
       </w:r>
     </w:p>
     <w:p>
       <w:pPr>
         <w:pStyle w:val="Heading1"/>
         <w:rPr>
-          <w:rFonts w:ascii="Courier New" w:hAnsi="Courier New" w:cs="Courier New"/>
+          <w:rFonts w:ascii="AndradaMono" w:hAnsi="AndradaMono" w:cs="Courier New"/>
           <w:color w:val="auto"/>
           <w:sz w:val="24"/>
           <w:szCs w:val="24"/>
@@ -334,7 +271,7 @@
       </w:pPr>
       <w:r>
         <w:rPr>
-          <w:rFonts w:ascii="Courier New" w:hAnsi="Courier New" w:cs="Courier New"/>
+          <w:rFonts w:ascii="AndradaMono" w:hAnsi="AndradaMono" w:cs="Courier New"/>
           <w:color w:val="auto"/>
           <w:sz w:val="24"/>
           <w:szCs w:val="24"/>
@@ -351,99 +288,49 @@
         </w:numPr>
         <w:ind w:left="720" w:hanging="360"/>
         <w:rPr>
-          <w:rFonts w:ascii="Courier New" w:hAnsi="Courier New" w:cs="Courier New"/>
+          <w:rFonts w:ascii="AndradaMono" w:hAnsi="AndradaMono" w:cs="Courier New"/>
         </w:rPr>
       </w:pPr>
       <w:r>
         <w:rPr>
-          <w:rFonts w:ascii="Courier New" w:hAnsi="Courier New" w:cs="Courier New"/>
-        </w:rPr>
-        <w:t>Private</w:t>
-      </w:r>
-      <w:r>
-        <w:rPr>
-          <w:rFonts w:ascii="Courier New" w:hAnsi="Courier New" w:cs="Courier New"/>
-        </w:rPr>
-        <w:t>:</w:t>
-      </w:r>
-      <w:r>
-        <w:rPr>
-          <w:rFonts w:ascii="Courier New" w:hAnsi="Courier New" w:cs="Courier New"/>
-        </w:rPr>
-        <w:t xml:space="preserve"> </w:t>
-      </w:r>
-      <w:r>
-        <w:rPr>
-          <w:rFonts w:ascii="Courier New" w:hAnsi="Courier New" w:cs="Courier New"/>
+          <w:rFonts w:ascii="AndradaMono" w:hAnsi="AndradaMono" w:cs="Courier New"/>
+        </w:rPr>
+        <w:t xml:space="preserve">Private: </w:t>
+      </w:r>
+      <w:r>
+        <w:rPr>
+          <w:rFonts w:ascii="AndradaMono" w:hAnsi="AndradaMono" w:cs="Courier New"/>
         </w:rPr>
         <w:br/>
-      </w:r>
-      <w:r>
-        <w:rPr>
-          <w:rFonts w:ascii="Courier New" w:hAnsi="Courier New" w:cs="Courier New"/>
-        </w:rPr>
         <w:t>Athens, Greece</w:t>
       </w:r>
       <w:r>
         <w:rPr>
-          <w:rFonts w:ascii="Courier New" w:hAnsi="Courier New" w:cs="Courier New"/>
+          <w:rFonts w:ascii="AndradaMono" w:hAnsi="AndradaMono" w:cs="Courier New"/>
         </w:rPr>
         <w:br/>
-      </w:r>
-      <w:r>
-        <w:rPr>
-          <w:rFonts w:ascii="Courier New" w:hAnsi="Courier New" w:cs="Courier New"/>
-        </w:rPr>
-        <w:t>Rapid City</w:t>
-      </w:r>
-      <w:r>
-        <w:rPr>
-          <w:rFonts w:ascii="Courier New" w:hAnsi="Courier New" w:cs="Courier New"/>
-        </w:rPr>
-        <w:t xml:space="preserve">, </w:t>
-      </w:r>
-      <w:r>
-        <w:rPr>
-          <w:rFonts w:ascii="Courier New" w:hAnsi="Courier New" w:cs="Courier New"/>
-        </w:rPr>
-        <w:t>USA</w:t>
-      </w:r>
-      <w:r>
-        <w:rPr>
-          <w:rFonts w:ascii="Courier New" w:hAnsi="Courier New" w:cs="Courier New"/>
+        <w:t>Rapid City, USA</w:t>
+      </w:r>
+      <w:r>
+        <w:rPr>
+          <w:rFonts w:ascii="AndradaMono" w:hAnsi="AndradaMono" w:cs="Courier New"/>
         </w:rPr>
         <w:br/>
-      </w:r>
-      <w:r>
-        <w:rPr>
-          <w:rFonts w:ascii="Courier New" w:hAnsi="Courier New" w:cs="Courier New"/>
-        </w:rPr>
         <w:t>Suncheon, South Korea</w:t>
       </w:r>
       <w:r>
         <w:rPr>
-          <w:rFonts w:ascii="Courier New" w:hAnsi="Courier New" w:cs="Courier New"/>
+          <w:rFonts w:ascii="AndradaMono" w:hAnsi="AndradaMono" w:cs="Courier New"/>
         </w:rPr>
         <w:br/>
-      </w:r>
-      <w:r>
-        <w:rPr>
-          <w:rFonts w:ascii="Courier New" w:hAnsi="Courier New" w:cs="Courier New"/>
-        </w:rPr>
-        <w:t>Toronto, Canad</w:t>
-      </w:r>
-      <w:r>
-        <w:rPr>
-          <w:rFonts w:ascii="Courier New" w:hAnsi="Courier New" w:cs="Courier New"/>
-        </w:rPr>
-        <w:t>a</w:t>
+        <w:t>Toronto, Canada</w:t>
       </w:r>
     </w:p>
     <w:p>
       <w:pPr>
         <w:pStyle w:val="Heading1"/>
         <w:rPr>
-          <w:rFonts w:ascii="Courier New" w:eastAsiaTheme="minorEastAsia" w:hAnsi="Courier New" w:cs="Courier New"/>
+          <w:rFonts w:ascii="AndradaMono" w:eastAsiaTheme="minorEastAsia" w:hAnsi="AndradaMono" w:cs="Courier New"/>
           <w:b w:val="0"/>
           <w:bCs w:val="0"/>
           <w:color w:val="auto"/>
@@ -453,7 +340,7 @@
       </w:pPr>
       <w:r>
         <w:rPr>
-          <w:rFonts w:ascii="Courier New" w:hAnsi="Courier New" w:cs="Courier New"/>
+          <w:rFonts w:ascii="AndradaMono" w:hAnsi="AndradaMono" w:cs="Courier New"/>
           <w:color w:val="auto"/>
           <w:sz w:val="24"/>
           <w:szCs w:val="24"/>
@@ -467,13 +354,13 @@
         <w:spacing w:before="0"/>
         <w:ind w:left="360"/>
         <w:rPr>
-          <w:rFonts w:ascii="Courier New" w:hAnsi="Courier New" w:cs="Courier New"/>
+          <w:rFonts w:ascii="AndradaMono" w:hAnsi="AndradaMono" w:cs="Courier New"/>
           <w:color w:val="auto"/>
         </w:rPr>
       </w:pPr>
       <w:r>
         <w:rPr>
-          <w:rFonts w:ascii="Courier New" w:eastAsiaTheme="minorEastAsia" w:hAnsi="Courier New" w:cs="Courier New"/>
+          <w:rFonts w:ascii="AndradaMono" w:eastAsiaTheme="minorEastAsia" w:hAnsi="AndradaMono" w:cs="Courier New"/>
           <w:b w:val="0"/>
           <w:bCs w:val="0"/>
           <w:color w:val="auto"/>
@@ -484,7 +371,7 @@
       </w:r>
       <w:r>
         <w:rPr>
-          <w:rFonts w:ascii="Courier New" w:eastAsiaTheme="minorEastAsia" w:hAnsi="Courier New" w:cs="Courier New"/>
+          <w:rFonts w:ascii="AndradaMono" w:eastAsiaTheme="minorEastAsia" w:hAnsi="AndradaMono" w:cs="Courier New"/>
           <w:b w:val="0"/>
           <w:bCs w:val="0"/>
           <w:color w:val="auto"/>
@@ -498,12 +385,12 @@
       <w:pPr>
         <w:spacing w:after="0"/>
         <w:rPr>
-          <w:rFonts w:ascii="Courier New" w:hAnsi="Courier New" w:cs="Courier New"/>
+          <w:rFonts w:ascii="AndradaMono" w:hAnsi="AndradaMono" w:cs="Courier New"/>
         </w:rPr>
       </w:pPr>
       <w:r>
         <w:rPr>
-          <w:rFonts w:ascii="Courier New" w:hAnsi="Courier New" w:cs="Courier New"/>
+          <w:rFonts w:ascii="AndradaMono" w:hAnsi="AndradaMono" w:cs="Courier New"/>
           <w:b/>
           <w:bCs/>
           <w:sz w:val="24"/>
@@ -518,14 +405,14 @@
         <w:spacing w:after="0"/>
         <w:ind w:left="360"/>
         <w:rPr>
-          <w:rFonts w:ascii="Courier New" w:hAnsi="Courier New" w:cs="Courier New"/>
+          <w:rFonts w:ascii="AndradaMono" w:hAnsi="AndradaMono" w:cs="Courier New"/>
           <w:b/>
           <w:bCs/>
         </w:rPr>
       </w:pPr>
       <w:r>
         <w:rPr>
-          <w:rFonts w:ascii="Courier New" w:hAnsi="Courier New" w:cs="Courier New"/>
+          <w:rFonts w:ascii="AndradaMono" w:hAnsi="AndradaMono" w:cs="Courier New"/>
         </w:rPr>
         <w:t>Analog film photography (foundation); Darkroom printing processes (conceptual and technical influence); Application of photographic structures and exposure logic within acrylic painting.</w:t>
       </w:r>
@@ -536,14 +423,14 @@
         <w:spacing w:after="0"/>
         <w:ind w:left="360"/>
         <w:rPr>
-          <w:rFonts w:ascii="Courier New" w:hAnsi="Courier New" w:cs="Courier New"/>
+          <w:rFonts w:ascii="AndradaMono" w:hAnsi="AndradaMono" w:cs="Courier New"/>
           <w:b/>
           <w:bCs/>
         </w:rPr>
       </w:pPr>
       <w:r>
         <w:rPr>
-          <w:rFonts w:ascii="Courier New" w:hAnsi="Courier New" w:cs="Courier New"/>
+          <w:rFonts w:ascii="AndradaMono" w:hAnsi="AndradaMono" w:cs="Courier New"/>
         </w:rPr>
         <w:br w:type="page"/>
       </w:r>
@@ -552,7 +439,7 @@
       <w:pPr>
         <w:pStyle w:val="Title"/>
         <w:rPr>
-          <w:rFonts w:ascii="Courier New" w:hAnsi="Courier New" w:cs="Courier New"/>
+          <w:rFonts w:ascii="AndradaMono" w:hAnsi="AndradaMono" w:cs="Courier New"/>
           <w:b/>
           <w:bCs/>
           <w:color w:val="auto"/>
@@ -562,7 +449,7 @@
       </w:pPr>
       <w:r>
         <w:rPr>
-          <w:rFonts w:ascii="Courier New" w:hAnsi="Courier New" w:cs="Courier New"/>
+          <w:rFonts w:ascii="AndradaMono" w:hAnsi="AndradaMono" w:cs="Courier New"/>
           <w:b/>
           <w:bCs/>
           <w:color w:val="auto"/>
@@ -576,13 +463,13 @@
     <w:p>
       <w:pPr>
         <w:rPr>
-          <w:rFonts w:ascii="Courier New" w:hAnsi="Courier New" w:cs="Courier New"/>
+          <w:rFonts w:ascii="AndradaMono" w:hAnsi="AndradaMono" w:cs="Courier New"/>
           <w:lang w:val="en-CA"/>
         </w:rPr>
       </w:pPr>
       <w:r>
         <w:rPr>
-          <w:rFonts w:ascii="Courier New" w:hAnsi="Courier New" w:cs="Courier New"/>
+          <w:rFonts w:ascii="AndradaMono" w:hAnsi="AndradaMono" w:cs="Courier New"/>
           <w:lang w:val="en-CA"/>
         </w:rPr>
         <w:t xml:space="preserve">Since I was a kid, I have been drawn to fear. Not as spectacle but as the most honest feeling I know. Horror, folklore, occult imagery </w:t>
@@ -590,7 +477,7 @@
       <w:proofErr w:type="gramStart"/>
       <w:r>
         <w:rPr>
-          <w:rFonts w:ascii="Courier New" w:hAnsi="Courier New" w:cs="Courier New"/>
+          <w:rFonts w:ascii="AndradaMono" w:hAnsi="AndradaMono" w:cs="Courier New"/>
           <w:lang w:val="en-CA"/>
         </w:rPr>
         <w:t>were never escapes</w:t>
@@ -598,7 +485,7 @@
       <w:proofErr w:type="gramEnd"/>
       <w:r>
         <w:rPr>
-          <w:rFonts w:ascii="Courier New" w:hAnsi="Courier New" w:cs="Courier New"/>
+          <w:rFonts w:ascii="AndradaMono" w:hAnsi="AndradaMono" w:cs="Courier New"/>
           <w:lang w:val="en-CA"/>
         </w:rPr>
         <w:t xml:space="preserve"> for me, they were the only places that told the truth about what living inside my own head </w:t>
@@ -606,7 +493,7 @@
       <w:proofErr w:type="gramStart"/>
       <w:r>
         <w:rPr>
-          <w:rFonts w:ascii="Courier New" w:hAnsi="Courier New" w:cs="Courier New"/>
+          <w:rFonts w:ascii="AndradaMono" w:hAnsi="AndradaMono" w:cs="Courier New"/>
           <w:lang w:val="en-CA"/>
         </w:rPr>
         <w:t>actually felt</w:t>
@@ -614,7 +501,7 @@
       <w:proofErr w:type="gramEnd"/>
       <w:r>
         <w:rPr>
-          <w:rFonts w:ascii="Courier New" w:hAnsi="Courier New" w:cs="Courier New"/>
+          <w:rFonts w:ascii="AndradaMono" w:hAnsi="AndradaMono" w:cs="Courier New"/>
           <w:lang w:val="en-CA"/>
         </w:rPr>
         <w:t xml:space="preserve"> like. That is where this practice comes from.</w:t>
@@ -623,13 +510,13 @@
     <w:p>
       <w:pPr>
         <w:rPr>
-          <w:rFonts w:ascii="Courier New" w:hAnsi="Courier New" w:cs="Courier New"/>
+          <w:rFonts w:ascii="AndradaMono" w:hAnsi="AndradaMono" w:cs="Courier New"/>
           <w:lang w:val="en-CA"/>
         </w:rPr>
       </w:pPr>
       <w:r>
         <w:rPr>
-          <w:rFonts w:ascii="Courier New" w:hAnsi="Courier New" w:cs="Courier New"/>
+          <w:rFonts w:ascii="AndradaMono" w:hAnsi="AndradaMono" w:cs="Courier New"/>
           <w:lang w:val="en-CA"/>
         </w:rPr>
         <w:t>My technical foundation is in analog film photography and darkroom production. That training established how I think about images, in grain, tonal contrast, chemical disruption, forms that develop slowly and resist full resolution. I do not produce photographs anymore but those processes live inside how I paint. Surfaces are built through sequential acrylic layering that simulates exposure, degradation, and controlled deterioration. Figures emerge gradually, caught between visibility and collapse.</w:t>
@@ -638,13 +525,13 @@
     <w:p>
       <w:pPr>
         <w:rPr>
-          <w:rFonts w:ascii="Courier New" w:hAnsi="Courier New" w:cs="Courier New"/>
+          <w:rFonts w:ascii="AndradaMono" w:hAnsi="AndradaMono" w:cs="Courier New"/>
           <w:lang w:val="en-CA"/>
         </w:rPr>
       </w:pPr>
       <w:r>
         <w:rPr>
-          <w:rFonts w:ascii="Courier New" w:hAnsi="Courier New" w:cs="Courier New"/>
+          <w:rFonts w:ascii="AndradaMono" w:hAnsi="AndradaMono" w:cs="Courier New"/>
           <w:lang w:val="en-CA"/>
         </w:rPr>
         <w:t>Painting functions as containment for me. Internal images tied to fear, unease, and disturbance would otherwise stay formless and intrusive. The canvas fixes them into a physical state and holds them there. Each work is less an invention than an extraction, taking what already exists internally and forcing it into visibility.</w:t>
@@ -653,13 +540,13 @@
     <w:p>
       <w:pPr>
         <w:rPr>
-          <w:rFonts w:ascii="Courier New" w:hAnsi="Courier New" w:cs="Courier New"/>
+          <w:rFonts w:ascii="AndradaMono" w:hAnsi="AndradaMono" w:cs="Courier New"/>
           <w:lang w:val="en-CA"/>
         </w:rPr>
       </w:pPr>
       <w:r>
         <w:rPr>
-          <w:rFonts w:ascii="Courier New" w:hAnsi="Courier New" w:cs="Courier New"/>
+          <w:rFonts w:ascii="AndradaMono" w:hAnsi="AndradaMono" w:cs="Courier New"/>
           <w:lang w:val="en-CA"/>
         </w:rPr>
         <w:t>Works are wall-mounted acrylics on canvas, developed across multiple sessions with controlled drying between layers. Scale varies. No complex installation requirements.</w:t>
@@ -668,7 +555,7 @@
     <w:p>
       <w:pPr>
         <w:rPr>
-          <w:rFonts w:ascii="Courier New" w:hAnsi="Courier New" w:cs="Courier New"/>
+          <w:rFonts w:ascii="AndradaMono" w:hAnsi="AndradaMono" w:cs="Courier New"/>
           <w:b/>
           <w:bCs/>
           <w:sz w:val="36"/>
@@ -689,7 +576,7 @@
       <w:pPr>
         <w:pStyle w:val="Title"/>
         <w:rPr>
-          <w:rFonts w:ascii="Courier New" w:hAnsi="Courier New" w:cs="Courier New"/>
+          <w:rFonts w:ascii="AndradaMono" w:hAnsi="AndradaMono" w:cs="Courier New"/>
           <w:b/>
           <w:bCs/>
           <w:sz w:val="36"/>
@@ -698,24 +585,14 @@
       </w:pPr>
       <w:r>
         <w:rPr>
-          <w:rFonts w:ascii="Courier New" w:hAnsi="Courier New" w:cs="Courier New"/>
+          <w:rFonts w:ascii="AndradaMono" w:hAnsi="AndradaMono" w:cs="Courier New"/>
           <w:b/>
           <w:bCs/>
           <w:sz w:val="36"/>
           <w:szCs w:val="36"/>
         </w:rPr>
         <w:lastRenderedPageBreak/>
-        <w:t xml:space="preserve">Louis Andrada — </w:t>
-      </w:r>
-      <w:r>
-        <w:rPr>
-          <w:rFonts w:ascii="Courier New" w:hAnsi="Courier New" w:cs="Courier New"/>
-          <w:b/>
-          <w:bCs/>
-          <w:sz w:val="36"/>
-          <w:szCs w:val="36"/>
-        </w:rPr>
-        <w:t>Support Material – Digital Images (10 Works)</w:t>
+        <w:t>Louis Andrada — Support Material – Digital Images (10 Works)</w:t>
       </w:r>
     </w:p>
     <w:p>
@@ -727,38 +604,29 @@
         </w:numPr>
         <w:contextualSpacing w:val="0"/>
         <w:rPr>
-          <w:rFonts w:ascii="Courier New" w:hAnsi="Courier New" w:cs="Courier New"/>
+          <w:rFonts w:ascii="AndradaMono" w:hAnsi="AndradaMono" w:cs="Courier New"/>
           <w:lang w:val="en-CA"/>
         </w:rPr>
       </w:pPr>
       <w:r>
         <w:rPr>
-          <w:rFonts w:ascii="Courier New" w:hAnsi="Courier New" w:cs="Courier New"/>
+          <w:rFonts w:ascii="AndradaMono" w:hAnsi="AndradaMono" w:cs="Courier New"/>
           <w:i/>
           <w:iCs/>
           <w:lang w:val="en-CA"/>
         </w:rPr>
-        <w:t xml:space="preserve">A </w:t>
-      </w:r>
-      <w:r>
-        <w:rPr>
-          <w:rFonts w:ascii="Courier New" w:hAnsi="Courier New" w:cs="Courier New"/>
-          <w:i/>
-          <w:iCs/>
-          <w:lang w:val="en-CA"/>
-        </w:rPr>
-        <w:t>Man Mourning Its Lack of Purpose</w:t>
-      </w:r>
-      <w:r>
-        <w:rPr>
-          <w:rFonts w:ascii="Courier New" w:hAnsi="Courier New" w:cs="Courier New"/>
+        <w:t>A Man Mourning Its Lack of Purpose</w:t>
+      </w:r>
+      <w:r>
+        <w:rPr>
+          <w:rFonts w:ascii="AndradaMono" w:hAnsi="AndradaMono" w:cs="Courier New"/>
           <w:lang w:val="en-CA"/>
         </w:rPr>
         <w:t xml:space="preserve">, 2026                                        </w:t>
       </w:r>
       <w:r>
         <w:rPr>
-          <w:rFonts w:ascii="Courier New" w:hAnsi="Courier New" w:cs="Courier New"/>
+          <w:rFonts w:ascii="AndradaMono" w:hAnsi="AndradaMono" w:cs="Courier New"/>
           <w:lang w:val="en-CA"/>
         </w:rPr>
         <w:br/>
@@ -766,18 +634,11 @@
       </w:r>
       <w:r>
         <w:rPr>
-          <w:rFonts w:ascii="Courier New" w:hAnsi="Courier New" w:cs="Courier New"/>
+          <w:rFonts w:ascii="AndradaMono" w:hAnsi="AndradaMono" w:cs="Courier New"/>
           <w:lang w:val="en-CA"/>
         </w:rPr>
         <w:br/>
-        <w:t>Acrylic on canva</w:t>
-      </w:r>
-      <w:r>
-        <w:rPr>
-          <w:rFonts w:ascii="Courier New" w:hAnsi="Courier New" w:cs="Courier New"/>
-          <w:lang w:val="en-CA"/>
-        </w:rPr>
-        <w:t>s</w:t>
+        <w:t>Acrylic on canvas</w:t>
       </w:r>
     </w:p>
     <w:p>
@@ -789,13 +650,13 @@
         </w:numPr>
         <w:contextualSpacing w:val="0"/>
         <w:rPr>
-          <w:rFonts w:ascii="Courier New" w:hAnsi="Courier New" w:cs="Courier New"/>
+          <w:rFonts w:ascii="AndradaMono" w:hAnsi="AndradaMono" w:cs="Courier New"/>
           <w:lang w:val="en-CA"/>
         </w:rPr>
       </w:pPr>
       <w:r>
         <w:rPr>
-          <w:rFonts w:ascii="Courier New" w:hAnsi="Courier New" w:cs="Courier New"/>
+          <w:rFonts w:ascii="AndradaMono" w:hAnsi="AndradaMono" w:cs="Courier New"/>
           <w:i/>
           <w:iCs/>
           <w:lang w:val="en-CA"/>
@@ -804,14 +665,14 @@
       </w:r>
       <w:r>
         <w:rPr>
-          <w:rFonts w:ascii="Courier New" w:hAnsi="Courier New" w:cs="Courier New"/>
+          <w:rFonts w:ascii="AndradaMono" w:hAnsi="AndradaMono" w:cs="Courier New"/>
           <w:lang w:val="en-CA"/>
         </w:rPr>
         <w:t>, 2026</w:t>
       </w:r>
       <w:r>
         <w:rPr>
-          <w:rFonts w:ascii="Courier New" w:hAnsi="Courier New" w:cs="Courier New"/>
+          <w:rFonts w:ascii="AndradaMono" w:hAnsi="AndradaMono" w:cs="Courier New"/>
           <w:lang w:val="en-CA"/>
         </w:rPr>
         <w:br/>
@@ -819,7 +680,7 @@
       </w:r>
       <w:r>
         <w:rPr>
-          <w:rFonts w:ascii="Courier New" w:hAnsi="Courier New" w:cs="Courier New"/>
+          <w:rFonts w:ascii="AndradaMono" w:hAnsi="AndradaMono" w:cs="Courier New"/>
           <w:lang w:val="en-CA"/>
         </w:rPr>
         <w:br/>
@@ -834,13 +695,13 @@
           <w:numId w:val="10"/>
         </w:numPr>
         <w:rPr>
-          <w:rFonts w:ascii="Courier New" w:hAnsi="Courier New" w:cs="Courier New"/>
+          <w:rFonts w:ascii="AndradaMono" w:hAnsi="AndradaMono" w:cs="Courier New"/>
           <w:lang w:val="en-CA"/>
         </w:rPr>
       </w:pPr>
       <w:r>
         <w:rPr>
-          <w:rFonts w:ascii="Courier New" w:hAnsi="Courier New" w:cs="Courier New"/>
+          <w:rFonts w:ascii="AndradaMono" w:hAnsi="AndradaMono" w:cs="Courier New"/>
           <w:i/>
           <w:iCs/>
           <w:lang w:val="en-CA"/>
@@ -849,14 +710,14 @@
       </w:r>
       <w:r>
         <w:rPr>
-          <w:rFonts w:ascii="Courier New" w:hAnsi="Courier New" w:cs="Courier New"/>
+          <w:rFonts w:ascii="AndradaMono" w:hAnsi="AndradaMono" w:cs="Courier New"/>
           <w:lang w:val="en-CA"/>
         </w:rPr>
         <w:t>, 2026</w:t>
       </w:r>
       <w:r>
         <w:rPr>
-          <w:rFonts w:ascii="Courier New" w:hAnsi="Courier New" w:cs="Courier New"/>
+          <w:rFonts w:ascii="AndradaMono" w:hAnsi="AndradaMono" w:cs="Courier New"/>
           <w:lang w:val="en-CA"/>
         </w:rPr>
         <w:br/>
@@ -864,7 +725,7 @@
       </w:r>
       <w:r>
         <w:rPr>
-          <w:rFonts w:ascii="Courier New" w:hAnsi="Courier New" w:cs="Courier New"/>
+          <w:rFonts w:ascii="AndradaMono" w:hAnsi="AndradaMono" w:cs="Courier New"/>
           <w:lang w:val="en-CA"/>
         </w:rPr>
         <w:br/>
@@ -872,7 +733,7 @@
       </w:r>
       <w:r>
         <w:rPr>
-          <w:rFonts w:ascii="Courier New" w:hAnsi="Courier New" w:cs="Courier New"/>
+          <w:rFonts w:ascii="AndradaMono" w:hAnsi="AndradaMono" w:cs="Courier New"/>
           <w:lang w:val="en-CA"/>
         </w:rPr>
         <w:br/>
@@ -886,13 +747,13 @@
           <w:numId w:val="10"/>
         </w:numPr>
         <w:rPr>
-          <w:rFonts w:ascii="Courier New" w:hAnsi="Courier New" w:cs="Courier New"/>
+          <w:rFonts w:ascii="AndradaMono" w:hAnsi="AndradaMono" w:cs="Courier New"/>
           <w:lang w:val="en-CA"/>
         </w:rPr>
       </w:pPr>
       <w:r>
         <w:rPr>
-          <w:rFonts w:ascii="Courier New" w:hAnsi="Courier New" w:cs="Courier New"/>
+          <w:rFonts w:ascii="AndradaMono" w:hAnsi="AndradaMono" w:cs="Courier New"/>
           <w:i/>
           <w:iCs/>
           <w:lang w:val="en-CA"/>
@@ -901,14 +762,14 @@
       </w:r>
       <w:r>
         <w:rPr>
-          <w:rFonts w:ascii="Courier New" w:hAnsi="Courier New" w:cs="Courier New"/>
+          <w:rFonts w:ascii="AndradaMono" w:hAnsi="AndradaMono" w:cs="Courier New"/>
           <w:lang w:val="en-CA"/>
         </w:rPr>
         <w:t>, 2026</w:t>
       </w:r>
       <w:r>
         <w:rPr>
-          <w:rFonts w:ascii="Courier New" w:hAnsi="Courier New" w:cs="Courier New"/>
+          <w:rFonts w:ascii="AndradaMono" w:hAnsi="AndradaMono" w:cs="Courier New"/>
           <w:lang w:val="en-CA"/>
         </w:rPr>
         <w:br/>
@@ -916,7 +777,7 @@
       </w:r>
       <w:r>
         <w:rPr>
-          <w:rFonts w:ascii="Courier New" w:hAnsi="Courier New" w:cs="Courier New"/>
+          <w:rFonts w:ascii="AndradaMono" w:hAnsi="AndradaMono" w:cs="Courier New"/>
           <w:lang w:val="en-CA"/>
         </w:rPr>
         <w:br/>
@@ -924,7 +785,7 @@
       </w:r>
       <w:r>
         <w:rPr>
-          <w:rFonts w:ascii="Courier New" w:hAnsi="Courier New" w:cs="Courier New"/>
+          <w:rFonts w:ascii="AndradaMono" w:hAnsi="AndradaMono" w:cs="Courier New"/>
           <w:lang w:val="en-CA"/>
         </w:rPr>
         <w:br/>
@@ -938,13 +799,13 @@
           <w:numId w:val="10"/>
         </w:numPr>
         <w:rPr>
-          <w:rFonts w:ascii="Courier New" w:hAnsi="Courier New" w:cs="Courier New"/>
+          <w:rFonts w:ascii="AndradaMono" w:hAnsi="AndradaMono" w:cs="Courier New"/>
           <w:lang w:val="en-CA"/>
         </w:rPr>
       </w:pPr>
       <w:r>
         <w:rPr>
-          <w:rFonts w:ascii="Courier New" w:hAnsi="Courier New" w:cs="Courier New"/>
+          <w:rFonts w:ascii="AndradaMono" w:hAnsi="AndradaMono" w:cs="Courier New"/>
           <w:i/>
           <w:iCs/>
           <w:lang w:val="en-CA"/>
@@ -953,14 +814,14 @@
       </w:r>
       <w:r>
         <w:rPr>
-          <w:rFonts w:ascii="Courier New" w:hAnsi="Courier New" w:cs="Courier New"/>
+          <w:rFonts w:ascii="AndradaMono" w:hAnsi="AndradaMono" w:cs="Courier New"/>
           <w:lang w:val="en-CA"/>
         </w:rPr>
         <w:t>, 2026</w:t>
       </w:r>
       <w:r>
         <w:rPr>
-          <w:rFonts w:ascii="Courier New" w:hAnsi="Courier New" w:cs="Courier New"/>
+          <w:rFonts w:ascii="AndradaMono" w:hAnsi="AndradaMono" w:cs="Courier New"/>
           <w:lang w:val="en-CA"/>
         </w:rPr>
         <w:br/>
@@ -968,7 +829,7 @@
       </w:r>
       <w:r>
         <w:rPr>
-          <w:rFonts w:ascii="Courier New" w:hAnsi="Courier New" w:cs="Courier New"/>
+          <w:rFonts w:ascii="AndradaMono" w:hAnsi="AndradaMono" w:cs="Courier New"/>
           <w:lang w:val="en-CA"/>
         </w:rPr>
         <w:br/>
@@ -976,7 +837,7 @@
       </w:r>
       <w:r>
         <w:rPr>
-          <w:rFonts w:ascii="Courier New" w:hAnsi="Courier New" w:cs="Courier New"/>
+          <w:rFonts w:ascii="AndradaMono" w:hAnsi="AndradaMono" w:cs="Courier New"/>
           <w:lang w:val="en-CA"/>
         </w:rPr>
         <w:br/>
@@ -990,13 +851,13 @@
           <w:numId w:val="10"/>
         </w:numPr>
         <w:rPr>
-          <w:rFonts w:ascii="Courier New" w:hAnsi="Courier New" w:cs="Courier New"/>
+          <w:rFonts w:ascii="AndradaMono" w:hAnsi="AndradaMono" w:cs="Courier New"/>
           <w:lang w:val="en-CA"/>
         </w:rPr>
       </w:pPr>
       <w:r>
         <w:rPr>
-          <w:rFonts w:ascii="Courier New" w:hAnsi="Courier New" w:cs="Courier New"/>
+          <w:rFonts w:ascii="AndradaMono" w:hAnsi="AndradaMono" w:cs="Courier New"/>
           <w:i/>
           <w:iCs/>
           <w:lang w:val="en-CA"/>
@@ -1005,14 +866,14 @@
       </w:r>
       <w:r>
         <w:rPr>
-          <w:rFonts w:ascii="Courier New" w:hAnsi="Courier New" w:cs="Courier New"/>
+          <w:rFonts w:ascii="AndradaMono" w:hAnsi="AndradaMono" w:cs="Courier New"/>
           <w:lang w:val="en-CA"/>
         </w:rPr>
         <w:t>, 2026</w:t>
       </w:r>
       <w:r>
         <w:rPr>
-          <w:rFonts w:ascii="Courier New" w:hAnsi="Courier New" w:cs="Courier New"/>
+          <w:rFonts w:ascii="AndradaMono" w:hAnsi="AndradaMono" w:cs="Courier New"/>
           <w:lang w:val="en-CA"/>
         </w:rPr>
         <w:br/>
@@ -1020,7 +881,7 @@
       </w:r>
       <w:r>
         <w:rPr>
-          <w:rFonts w:ascii="Courier New" w:hAnsi="Courier New" w:cs="Courier New"/>
+          <w:rFonts w:ascii="AndradaMono" w:hAnsi="AndradaMono" w:cs="Courier New"/>
           <w:lang w:val="en-CA"/>
         </w:rPr>
         <w:br/>
@@ -1028,7 +889,7 @@
       </w:r>
       <w:r>
         <w:rPr>
-          <w:rFonts w:ascii="Courier New" w:hAnsi="Courier New" w:cs="Courier New"/>
+          <w:rFonts w:ascii="AndradaMono" w:hAnsi="AndradaMono" w:cs="Courier New"/>
           <w:lang w:val="en-CA"/>
         </w:rPr>
         <w:br/>
@@ -1042,13 +903,13 @@
           <w:numId w:val="10"/>
         </w:numPr>
         <w:rPr>
-          <w:rFonts w:ascii="Courier New" w:hAnsi="Courier New" w:cs="Courier New"/>
+          <w:rFonts w:ascii="AndradaMono" w:hAnsi="AndradaMono" w:cs="Courier New"/>
           <w:lang w:val="en-CA"/>
         </w:rPr>
       </w:pPr>
       <w:r>
         <w:rPr>
-          <w:rFonts w:ascii="Courier New" w:hAnsi="Courier New" w:cs="Courier New"/>
+          <w:rFonts w:ascii="AndradaMono" w:hAnsi="AndradaMono" w:cs="Courier New"/>
           <w:i/>
           <w:iCs/>
           <w:lang w:val="en-CA"/>
@@ -1057,14 +918,14 @@
       </w:r>
       <w:r>
         <w:rPr>
-          <w:rFonts w:ascii="Courier New" w:hAnsi="Courier New" w:cs="Courier New"/>
+          <w:rFonts w:ascii="AndradaMono" w:hAnsi="AndradaMono" w:cs="Courier New"/>
           <w:lang w:val="en-CA"/>
         </w:rPr>
         <w:t>, 2026</w:t>
       </w:r>
       <w:r>
         <w:rPr>
-          <w:rFonts w:ascii="Courier New" w:hAnsi="Courier New" w:cs="Courier New"/>
+          <w:rFonts w:ascii="AndradaMono" w:hAnsi="AndradaMono" w:cs="Courier New"/>
           <w:lang w:val="en-CA"/>
         </w:rPr>
         <w:br/>
@@ -1072,7 +933,7 @@
       </w:r>
       <w:r>
         <w:rPr>
-          <w:rFonts w:ascii="Courier New" w:hAnsi="Courier New" w:cs="Courier New"/>
+          <w:rFonts w:ascii="AndradaMono" w:hAnsi="AndradaMono" w:cs="Courier New"/>
           <w:lang w:val="en-CA"/>
         </w:rPr>
         <w:br/>
@@ -1080,7 +941,7 @@
       </w:r>
       <w:r>
         <w:rPr>
-          <w:rFonts w:ascii="Courier New" w:hAnsi="Courier New" w:cs="Courier New"/>
+          <w:rFonts w:ascii="AndradaMono" w:hAnsi="AndradaMono" w:cs="Courier New"/>
           <w:lang w:val="en-CA"/>
         </w:rPr>
         <w:br/>
@@ -1094,13 +955,13 @@
           <w:numId w:val="10"/>
         </w:numPr>
         <w:rPr>
-          <w:rFonts w:ascii="Courier New" w:hAnsi="Courier New" w:cs="Courier New"/>
+          <w:rFonts w:ascii="AndradaMono" w:hAnsi="AndradaMono" w:cs="Courier New"/>
           <w:lang w:val="en-CA"/>
         </w:rPr>
       </w:pPr>
       <w:r>
         <w:rPr>
-          <w:rFonts w:ascii="Courier New" w:hAnsi="Courier New" w:cs="Courier New"/>
+          <w:rFonts w:ascii="AndradaMono" w:hAnsi="AndradaMono" w:cs="Courier New"/>
           <w:i/>
           <w:iCs/>
           <w:lang w:val="en-CA"/>
@@ -1109,14 +970,14 @@
       </w:r>
       <w:r>
         <w:rPr>
-          <w:rFonts w:ascii="Courier New" w:hAnsi="Courier New" w:cs="Courier New"/>
+          <w:rFonts w:ascii="AndradaMono" w:hAnsi="AndradaMono" w:cs="Courier New"/>
           <w:lang w:val="en-CA"/>
         </w:rPr>
         <w:t>, 2026</w:t>
       </w:r>
       <w:r>
         <w:rPr>
-          <w:rFonts w:ascii="Courier New" w:hAnsi="Courier New" w:cs="Courier New"/>
+          <w:rFonts w:ascii="AndradaMono" w:hAnsi="AndradaMono" w:cs="Courier New"/>
           <w:lang w:val="en-CA"/>
         </w:rPr>
         <w:br/>
@@ -1124,7 +985,7 @@
       </w:r>
       <w:r>
         <w:rPr>
-          <w:rFonts w:ascii="Courier New" w:hAnsi="Courier New" w:cs="Courier New"/>
+          <w:rFonts w:ascii="AndradaMono" w:hAnsi="AndradaMono" w:cs="Courier New"/>
           <w:lang w:val="en-CA"/>
         </w:rPr>
         <w:br/>
@@ -1132,7 +993,7 @@
       </w:r>
       <w:r>
         <w:rPr>
-          <w:rFonts w:ascii="Courier New" w:hAnsi="Courier New" w:cs="Courier New"/>
+          <w:rFonts w:ascii="AndradaMono" w:hAnsi="AndradaMono" w:cs="Courier New"/>
           <w:lang w:val="en-CA"/>
         </w:rPr>
         <w:br/>
@@ -1146,13 +1007,13 @@
           <w:numId w:val="10"/>
         </w:numPr>
         <w:rPr>
-          <w:rFonts w:ascii="Courier New" w:hAnsi="Courier New" w:cs="Courier New"/>
+          <w:rFonts w:ascii="AndradaMono" w:hAnsi="AndradaMono" w:cs="Courier New"/>
           <w:lang w:val="en-CA"/>
         </w:rPr>
       </w:pPr>
       <w:r>
         <w:rPr>
-          <w:rFonts w:ascii="Courier New" w:hAnsi="Courier New" w:cs="Courier New"/>
+          <w:rFonts w:ascii="AndradaMono" w:hAnsi="AndradaMono" w:cs="Courier New"/>
           <w:i/>
           <w:iCs/>
           <w:lang w:val="en-CA"/>
@@ -1161,14 +1022,14 @@
       </w:r>
       <w:r>
         <w:rPr>
-          <w:rFonts w:ascii="Courier New" w:hAnsi="Courier New" w:cs="Courier New"/>
+          <w:rFonts w:ascii="AndradaMono" w:hAnsi="AndradaMono" w:cs="Courier New"/>
           <w:lang w:val="en-CA"/>
         </w:rPr>
         <w:t>, 2026</w:t>
       </w:r>
       <w:r>
         <w:rPr>
-          <w:rFonts w:ascii="Courier New" w:hAnsi="Courier New" w:cs="Courier New"/>
+          <w:rFonts w:ascii="AndradaMono" w:hAnsi="AndradaMono" w:cs="Courier New"/>
           <w:lang w:val="en-CA"/>
         </w:rPr>
         <w:br/>
@@ -1176,7 +1037,7 @@
       </w:r>
       <w:r>
         <w:rPr>
-          <w:rFonts w:ascii="Courier New" w:hAnsi="Courier New" w:cs="Courier New"/>
+          <w:rFonts w:ascii="AndradaMono" w:hAnsi="AndradaMono" w:cs="Courier New"/>
           <w:lang w:val="en-CA"/>
         </w:rPr>
         <w:br/>
@@ -1184,7 +1045,7 @@
       </w:r>
       <w:r>
         <w:rPr>
-          <w:rFonts w:ascii="Courier New" w:hAnsi="Courier New" w:cs="Courier New"/>
+          <w:rFonts w:ascii="AndradaMono" w:hAnsi="AndradaMono" w:cs="Courier New"/>
           <w:lang w:val="en-CA"/>
         </w:rPr>
         <w:br/>
@@ -1198,12 +1059,12 @@
           <w:numId w:val="10"/>
         </w:numPr>
         <w:rPr>
-          <w:rFonts w:ascii="Courier New" w:hAnsi="Courier New" w:cs="Courier New"/>
+          <w:rFonts w:ascii="AndradaMono" w:hAnsi="AndradaMono" w:cs="Courier New"/>
         </w:rPr>
       </w:pPr>
       <w:r>
         <w:rPr>
-          <w:rFonts w:ascii="Courier New" w:hAnsi="Courier New" w:cs="Courier New"/>
+          <w:rFonts w:ascii="AndradaMono" w:hAnsi="AndradaMono" w:cs="Courier New"/>
           <w:i/>
           <w:iCs/>
           <w:lang w:val="en-CA"/>
@@ -1212,14 +1073,14 @@
       </w:r>
       <w:r>
         <w:rPr>
-          <w:rFonts w:ascii="Courier New" w:hAnsi="Courier New" w:cs="Courier New"/>
+          <w:rFonts w:ascii="AndradaMono" w:hAnsi="AndradaMono" w:cs="Courier New"/>
           <w:lang w:val="en-CA"/>
         </w:rPr>
         <w:t>, 2025</w:t>
       </w:r>
       <w:r>
         <w:rPr>
-          <w:rFonts w:ascii="Courier New" w:hAnsi="Courier New" w:cs="Courier New"/>
+          <w:rFonts w:ascii="AndradaMono" w:hAnsi="AndradaMono" w:cs="Courier New"/>
           <w:lang w:val="en-CA"/>
         </w:rPr>
         <w:br/>
@@ -1227,7 +1088,7 @@
       </w:r>
       <w:r>
         <w:rPr>
-          <w:rFonts w:ascii="Courier New" w:hAnsi="Courier New" w:cs="Courier New"/>
+          <w:rFonts w:ascii="AndradaMono" w:hAnsi="AndradaMono" w:cs="Courier New"/>
           <w:lang w:val="en-CA"/>
         </w:rPr>
         <w:br/>
@@ -1235,14 +1096,14 @@
       </w:r>
       <w:r>
         <w:rPr>
-          <w:rFonts w:ascii="Courier New" w:hAnsi="Courier New" w:cs="Courier New"/>
+          <w:rFonts w:ascii="AndradaMono" w:hAnsi="AndradaMono" w:cs="Courier New"/>
           <w:lang w:val="en-CA"/>
         </w:rPr>
         <w:br/>
       </w:r>
       <w:r>
         <w:rPr>
-          <w:rFonts w:ascii="Courier New" w:hAnsi="Courier New" w:cs="Courier New"/>
+          <w:rFonts w:ascii="AndradaMono" w:hAnsi="AndradaMono" w:cs="Courier New"/>
           <w:lang w:val="en-CA"/>
         </w:rPr>
         <w:br/>
@@ -1252,13 +1113,13 @@
       <w:pPr>
         <w:ind w:left="360"/>
         <w:rPr>
-          <w:rFonts w:ascii="Courier New" w:hAnsi="Courier New" w:cs="Courier New"/>
+          <w:rFonts w:ascii="AndradaMono" w:hAnsi="AndradaMono" w:cs="Courier New"/>
           <w:lang w:val="en-CA"/>
         </w:rPr>
       </w:pPr>
       <w:r>
         <w:rPr>
-          <w:rFonts w:ascii="Courier New" w:hAnsi="Courier New" w:cs="Courier New"/>
+          <w:rFonts w:ascii="AndradaMono" w:hAnsi="AndradaMono" w:cs="Courier New"/>
           <w:i/>
           <w:iCs/>
           <w:lang w:val="en-CA"/>
@@ -1268,6 +1129,7 @@
       </w:r>
       <w:r>
         <w:rPr>
+          <w:rFonts w:ascii="AndradaMono" w:hAnsi="AndradaMono"/>
           <w:noProof/>
         </w:rPr>
         <w:drawing>
@@ -1335,60 +1197,37 @@
       </w:r>
       <w:r>
         <w:rPr>
-          <w:rFonts w:ascii="Courier New" w:hAnsi="Courier New" w:cs="Courier New"/>
+          <w:rFonts w:ascii="AndradaMono" w:hAnsi="AndradaMono" w:cs="Courier New"/>
           <w:i/>
           <w:iCs/>
           <w:lang w:val="en-CA"/>
         </w:rPr>
-        <w:t xml:space="preserve">A </w:t>
-      </w:r>
-      <w:r>
-        <w:rPr>
-          <w:rFonts w:ascii="Courier New" w:hAnsi="Courier New" w:cs="Courier New"/>
-          <w:i/>
-          <w:iCs/>
-          <w:lang w:val="en-CA"/>
-        </w:rPr>
-        <w:t>Man Mourning Its Lack of Purpose</w:t>
-      </w:r>
-      <w:r>
-        <w:rPr>
-          <w:rFonts w:ascii="Courier New" w:hAnsi="Courier New" w:cs="Courier New"/>
-          <w:lang w:val="en-CA"/>
-        </w:rPr>
-        <w:t xml:space="preserve">, 2026    </w:t>
-      </w:r>
-      <w:r>
-        <w:rPr>
-          <w:rFonts w:ascii="Courier New" w:hAnsi="Courier New" w:cs="Courier New"/>
-          <w:lang w:val="en-CA"/>
-        </w:rPr>
-        <w:t xml:space="preserve">            </w:t>
-      </w:r>
-      <w:r>
-        <w:rPr>
-          <w:rFonts w:ascii="Courier New" w:hAnsi="Courier New" w:cs="Courier New"/>
+        <w:t>A Man Mourning Its Lack of Purpose</w:t>
+      </w:r>
+      <w:r>
+        <w:rPr>
+          <w:rFonts w:ascii="AndradaMono" w:hAnsi="AndradaMono" w:cs="Courier New"/>
+          <w:lang w:val="en-CA"/>
+        </w:rPr>
+        <w:t xml:space="preserve">, 2026                </w:t>
+      </w:r>
+      <w:r>
+        <w:rPr>
+          <w:rFonts w:ascii="AndradaMono" w:hAnsi="AndradaMono" w:cs="Courier New"/>
           <w:lang w:val="en-CA"/>
         </w:rPr>
         <w:t xml:space="preserve">  </w:t>
       </w:r>
       <w:r>
         <w:rPr>
-          <w:rFonts w:ascii="Courier New" w:hAnsi="Courier New" w:cs="Courier New"/>
-          <w:lang w:val="en-CA"/>
-        </w:rPr>
-        <w:t>I</w:t>
-      </w:r>
-      <w:r>
-        <w:rPr>
-          <w:rFonts w:ascii="Courier New" w:hAnsi="Courier New" w:cs="Courier New"/>
-          <w:lang w:val="en-CA"/>
-        </w:rPr>
-        <w:t xml:space="preserve">                                        </w:t>
-      </w:r>
-      <w:r>
-        <w:rPr>
-          <w:rFonts w:ascii="Courier New" w:hAnsi="Courier New" w:cs="Courier New"/>
+          <w:rFonts w:ascii="AndradaMono" w:hAnsi="AndradaMono" w:cs="Courier New"/>
+          <w:lang w:val="en-CA"/>
+        </w:rPr>
+        <w:t xml:space="preserve">I                                        </w:t>
+      </w:r>
+      <w:r>
+        <w:rPr>
+          <w:rFonts w:ascii="AndradaMono" w:hAnsi="AndradaMono" w:cs="Courier New"/>
           <w:lang w:val="en-CA"/>
         </w:rPr>
         <w:br/>
@@ -1396,28 +1235,22 @@
       </w:r>
       <w:r>
         <w:rPr>
-          <w:rFonts w:ascii="Courier New" w:hAnsi="Courier New" w:cs="Courier New"/>
+          <w:rFonts w:ascii="AndradaMono" w:hAnsi="AndradaMono" w:cs="Courier New"/>
           <w:lang w:val="en-CA"/>
         </w:rPr>
         <w:br/>
-        <w:t>Acrylic on canva</w:t>
-      </w:r>
-      <w:r>
-        <w:rPr>
-          <w:rFonts w:ascii="Courier New" w:hAnsi="Courier New" w:cs="Courier New"/>
-          <w:lang w:val="en-CA"/>
-        </w:rPr>
-        <w:t>s</w:t>
+        <w:t>Acrylic on canvas</w:t>
       </w:r>
     </w:p>
     <w:p>
       <w:pPr>
         <w:rPr>
-          <w:rFonts w:ascii="Courier New" w:hAnsi="Courier New" w:cs="Courier New"/>
+          <w:rFonts w:ascii="AndradaMono" w:hAnsi="AndradaMono" w:cs="Courier New"/>
         </w:rPr>
       </w:pPr>
       <w:r>
         <w:rPr>
+          <w:rFonts w:ascii="AndradaMono" w:hAnsi="AndradaMono"/>
           <w:noProof/>
         </w:rPr>
         <w:lastRenderedPageBreak/>
@@ -1491,59 +1324,51 @@
         <w:ind w:left="0" w:firstLine="360"/>
         <w:contextualSpacing w:val="0"/>
         <w:rPr>
-          <w:rFonts w:ascii="Courier New" w:hAnsi="Courier New" w:cs="Courier New"/>
+          <w:rFonts w:ascii="AndradaMono" w:hAnsi="AndradaMono" w:cs="Courier New"/>
           <w:lang w:val="en-CA"/>
         </w:rPr>
       </w:pPr>
       <w:r>
         <w:rPr>
-          <w:rFonts w:ascii="Courier New" w:hAnsi="Courier New" w:cs="Courier New"/>
+          <w:rFonts w:ascii="AndradaMono" w:hAnsi="AndradaMono" w:cs="Courier New"/>
           <w:i/>
           <w:iCs/>
           <w:lang w:val="en-CA"/>
         </w:rPr>
         <w:br/>
-      </w:r>
-      <w:r>
-        <w:rPr>
-          <w:rFonts w:ascii="Courier New" w:hAnsi="Courier New" w:cs="Courier New"/>
-          <w:i/>
-          <w:iCs/>
-          <w:lang w:val="en-CA"/>
-        </w:rPr>
         <w:t>A Lover’s Gasp</w:t>
       </w:r>
       <w:r>
         <w:rPr>
-          <w:rFonts w:ascii="Courier New" w:hAnsi="Courier New" w:cs="Courier New"/>
+          <w:rFonts w:ascii="AndradaMono" w:hAnsi="AndradaMono" w:cs="Courier New"/>
           <w:lang w:val="en-CA"/>
         </w:rPr>
         <w:t>, 2026</w:t>
       </w:r>
       <w:r>
         <w:rPr>
-          <w:rFonts w:ascii="Courier New" w:hAnsi="Courier New" w:cs="Courier New"/>
+          <w:rFonts w:ascii="AndradaMono" w:hAnsi="AndradaMono" w:cs="Courier New"/>
           <w:lang w:val="en-CA"/>
         </w:rPr>
         <w:t xml:space="preserve">                                         </w:t>
       </w:r>
       <w:r>
         <w:rPr>
-          <w:rFonts w:ascii="Courier New" w:hAnsi="Courier New" w:cs="Courier New"/>
+          <w:rFonts w:ascii="AndradaMono" w:hAnsi="AndradaMono" w:cs="Courier New"/>
           <w:lang w:val="en-CA"/>
         </w:rPr>
         <w:t>I</w:t>
       </w:r>
       <w:r>
         <w:rPr>
-          <w:rFonts w:ascii="Courier New" w:hAnsi="Courier New" w:cs="Courier New"/>
+          <w:rFonts w:ascii="AndradaMono" w:hAnsi="AndradaMono" w:cs="Courier New"/>
           <w:lang w:val="en-CA"/>
         </w:rPr>
         <w:t>I</w:t>
       </w:r>
       <w:r>
         <w:rPr>
-          <w:rFonts w:ascii="Courier New" w:hAnsi="Courier New" w:cs="Courier New"/>
+          <w:rFonts w:ascii="AndradaMono" w:hAnsi="AndradaMono" w:cs="Courier New"/>
           <w:lang w:val="en-CA"/>
         </w:rPr>
         <w:br/>
@@ -1551,7 +1376,7 @@
       </w:r>
       <w:r>
         <w:rPr>
-          <w:rFonts w:ascii="Courier New" w:hAnsi="Courier New" w:cs="Courier New"/>
+          <w:rFonts w:ascii="AndradaMono" w:hAnsi="AndradaMono" w:cs="Courier New"/>
           <w:lang w:val="en-CA"/>
         </w:rPr>
         <w:br/>
@@ -1561,12 +1386,12 @@
     <w:p>
       <w:pPr>
         <w:rPr>
-          <w:rFonts w:ascii="Courier New" w:hAnsi="Courier New" w:cs="Courier New"/>
+          <w:rFonts w:ascii="AndradaMono" w:hAnsi="AndradaMono" w:cs="Courier New"/>
         </w:rPr>
       </w:pPr>
       <w:r>
         <w:rPr>
-          <w:rFonts w:ascii="Courier New" w:hAnsi="Courier New" w:cs="Courier New"/>
+          <w:rFonts w:ascii="AndradaMono" w:hAnsi="AndradaMono" w:cs="Courier New"/>
           <w:noProof/>
         </w:rPr>
         <w:lastRenderedPageBreak/>
@@ -1635,7 +1460,7 @@
       </w:r>
       <w:r>
         <w:rPr>
-          <w:rFonts w:ascii="Courier New" w:hAnsi="Courier New" w:cs="Courier New"/>
+          <w:rFonts w:ascii="AndradaMono" w:hAnsi="AndradaMono" w:cs="Courier New"/>
           <w:i/>
           <w:iCs/>
           <w:lang w:val="en-CA"/>
@@ -1644,7 +1469,7 @@
       </w:r>
       <w:r>
         <w:rPr>
-          <w:rFonts w:ascii="Courier New" w:hAnsi="Courier New" w:cs="Courier New"/>
+          <w:rFonts w:ascii="AndradaMono" w:hAnsi="AndradaMono" w:cs="Courier New"/>
           <w:i/>
           <w:iCs/>
           <w:lang w:val="en-CA"/>
@@ -1653,7 +1478,7 @@
       </w:r>
       <w:r>
         <w:rPr>
-          <w:rFonts w:ascii="Courier New" w:hAnsi="Courier New" w:cs="Courier New"/>
+          <w:rFonts w:ascii="AndradaMono" w:hAnsi="AndradaMono" w:cs="Courier New"/>
           <w:i/>
           <w:iCs/>
           <w:lang w:val="en-CA"/>
@@ -1662,7 +1487,7 @@
       </w:r>
       <w:r>
         <w:rPr>
-          <w:rFonts w:ascii="Courier New" w:hAnsi="Courier New" w:cs="Courier New"/>
+          <w:rFonts w:ascii="AndradaMono" w:hAnsi="AndradaMono" w:cs="Courier New"/>
           <w:i/>
           <w:iCs/>
           <w:lang w:val="en-CA"/>
@@ -1671,7 +1496,7 @@
       </w:r>
       <w:r>
         <w:rPr>
-          <w:rFonts w:ascii="Courier New" w:hAnsi="Courier New" w:cs="Courier New"/>
+          <w:rFonts w:ascii="AndradaMono" w:hAnsi="AndradaMono" w:cs="Courier New"/>
           <w:i/>
           <w:iCs/>
           <w:lang w:val="en-CA"/>
@@ -1680,7 +1505,7 @@
       </w:r>
       <w:r>
         <w:rPr>
-          <w:rFonts w:ascii="Courier New" w:hAnsi="Courier New" w:cs="Courier New"/>
+          <w:rFonts w:ascii="AndradaMono" w:hAnsi="AndradaMono" w:cs="Courier New"/>
           <w:i/>
           <w:iCs/>
           <w:lang w:val="en-CA"/>
@@ -1689,7 +1514,7 @@
       </w:r>
       <w:r>
         <w:rPr>
-          <w:rFonts w:ascii="Courier New" w:hAnsi="Courier New" w:cs="Courier New"/>
+          <w:rFonts w:ascii="AndradaMono" w:hAnsi="AndradaMono" w:cs="Courier New"/>
           <w:i/>
           <w:iCs/>
           <w:lang w:val="en-CA"/>
@@ -1698,7 +1523,7 @@
       </w:r>
       <w:r>
         <w:rPr>
-          <w:rFonts w:ascii="Courier New" w:hAnsi="Courier New" w:cs="Courier New"/>
+          <w:rFonts w:ascii="AndradaMono" w:hAnsi="AndradaMono" w:cs="Courier New"/>
           <w:i/>
           <w:iCs/>
           <w:lang w:val="en-CA"/>
@@ -1707,7 +1532,7 @@
       </w:r>
       <w:r>
         <w:rPr>
-          <w:rFonts w:ascii="Courier New" w:hAnsi="Courier New" w:cs="Courier New"/>
+          <w:rFonts w:ascii="AndradaMono" w:hAnsi="AndradaMono" w:cs="Courier New"/>
           <w:i/>
           <w:iCs/>
           <w:lang w:val="en-CA"/>
@@ -1716,7 +1541,7 @@
       </w:r>
       <w:r>
         <w:rPr>
-          <w:rFonts w:ascii="Courier New" w:hAnsi="Courier New" w:cs="Courier New"/>
+          <w:rFonts w:ascii="AndradaMono" w:hAnsi="AndradaMono" w:cs="Courier New"/>
           <w:i/>
           <w:iCs/>
           <w:lang w:val="en-CA"/>
@@ -1725,7 +1550,7 @@
       </w:r>
       <w:r>
         <w:rPr>
-          <w:rFonts w:ascii="Courier New" w:hAnsi="Courier New" w:cs="Courier New"/>
+          <w:rFonts w:ascii="AndradaMono" w:hAnsi="AndradaMono" w:cs="Courier New"/>
           <w:i/>
           <w:iCs/>
           <w:lang w:val="en-CA"/>
@@ -1734,7 +1559,7 @@
       </w:r>
       <w:r>
         <w:rPr>
-          <w:rFonts w:ascii="Courier New" w:hAnsi="Courier New" w:cs="Courier New"/>
+          <w:rFonts w:ascii="AndradaMono" w:hAnsi="AndradaMono" w:cs="Courier New"/>
           <w:i/>
           <w:iCs/>
           <w:lang w:val="en-CA"/>
@@ -1743,7 +1568,7 @@
       </w:r>
       <w:r>
         <w:rPr>
-          <w:rFonts w:ascii="Courier New" w:hAnsi="Courier New" w:cs="Courier New"/>
+          <w:rFonts w:ascii="AndradaMono" w:hAnsi="AndradaMono" w:cs="Courier New"/>
           <w:i/>
           <w:iCs/>
           <w:lang w:val="en-CA"/>
@@ -1752,7 +1577,7 @@
       </w:r>
       <w:r>
         <w:rPr>
-          <w:rFonts w:ascii="Courier New" w:hAnsi="Courier New" w:cs="Courier New"/>
+          <w:rFonts w:ascii="AndradaMono" w:hAnsi="AndradaMono" w:cs="Courier New"/>
           <w:i/>
           <w:iCs/>
           <w:lang w:val="en-CA"/>
@@ -1761,46 +1586,38 @@
       </w:r>
       <w:r>
         <w:rPr>
-          <w:rFonts w:ascii="Courier New" w:hAnsi="Courier New" w:cs="Courier New"/>
+          <w:rFonts w:ascii="AndradaMono" w:hAnsi="AndradaMono" w:cs="Courier New"/>
           <w:i/>
           <w:iCs/>
           <w:lang w:val="en-CA"/>
         </w:rPr>
         <w:br/>
-      </w:r>
-      <w:r>
-        <w:rPr>
-          <w:rFonts w:ascii="Courier New" w:hAnsi="Courier New" w:cs="Courier New"/>
-          <w:i/>
-          <w:iCs/>
-          <w:lang w:val="en-CA"/>
-        </w:rPr>
         <w:t>Another Lost One</w:t>
       </w:r>
       <w:r>
         <w:rPr>
-          <w:rFonts w:ascii="Courier New" w:hAnsi="Courier New" w:cs="Courier New"/>
+          <w:rFonts w:ascii="AndradaMono" w:hAnsi="AndradaMono" w:cs="Courier New"/>
           <w:lang w:val="en-CA"/>
         </w:rPr>
         <w:t>, 2026</w:t>
       </w:r>
       <w:r>
         <w:rPr>
-          <w:rFonts w:ascii="Courier New" w:hAnsi="Courier New" w:cs="Courier New"/>
+          <w:rFonts w:ascii="AndradaMono" w:hAnsi="AndradaMono" w:cs="Courier New"/>
           <w:lang w:val="en-CA"/>
         </w:rPr>
         <w:t xml:space="preserve">                                       II</w:t>
       </w:r>
       <w:r>
         <w:rPr>
-          <w:rFonts w:ascii="Courier New" w:hAnsi="Courier New" w:cs="Courier New"/>
+          <w:rFonts w:ascii="AndradaMono" w:hAnsi="AndradaMono" w:cs="Courier New"/>
           <w:lang w:val="en-CA"/>
         </w:rPr>
         <w:t>I</w:t>
       </w:r>
       <w:r>
         <w:rPr>
-          <w:rFonts w:ascii="Courier New" w:hAnsi="Courier New" w:cs="Courier New"/>
+          <w:rFonts w:ascii="AndradaMono" w:hAnsi="AndradaMono" w:cs="Courier New"/>
           <w:lang w:val="en-CA"/>
         </w:rPr>
         <w:br/>
@@ -1808,7 +1625,7 @@
       </w:r>
       <w:r>
         <w:rPr>
-          <w:rFonts w:ascii="Courier New" w:hAnsi="Courier New" w:cs="Courier New"/>
+          <w:rFonts w:ascii="AndradaMono" w:hAnsi="AndradaMono" w:cs="Courier New"/>
           <w:lang w:val="en-CA"/>
         </w:rPr>
         <w:br/>
@@ -1818,12 +1635,12 @@
     <w:p>
       <w:pPr>
         <w:rPr>
-          <w:rFonts w:ascii="Courier New" w:hAnsi="Courier New" w:cs="Courier New"/>
+          <w:rFonts w:ascii="AndradaMono" w:hAnsi="AndradaMono" w:cs="Courier New"/>
         </w:rPr>
       </w:pPr>
       <w:r>
         <w:rPr>
-          <w:rFonts w:ascii="Courier New" w:hAnsi="Courier New" w:cs="Courier New"/>
+          <w:rFonts w:ascii="AndradaMono" w:hAnsi="AndradaMono" w:cs="Courier New"/>
         </w:rPr>
         <w:br w:type="page"/>
       </w:r>
@@ -1831,12 +1648,12 @@
     <w:p>
       <w:pPr>
         <w:rPr>
-          <w:rFonts w:ascii="Courier New" w:hAnsi="Courier New" w:cs="Courier New"/>
+          <w:rFonts w:ascii="AndradaMono" w:hAnsi="AndradaMono" w:cs="Courier New"/>
         </w:rPr>
       </w:pPr>
       <w:r>
         <w:rPr>
-          <w:rFonts w:ascii="Courier New" w:hAnsi="Courier New" w:cs="Courier New"/>
+          <w:rFonts w:ascii="AndradaMono" w:hAnsi="AndradaMono" w:cs="Courier New"/>
           <w:noProof/>
         </w:rPr>
         <w:lastRenderedPageBreak/>
@@ -1899,46 +1716,38 @@
       </w:r>
       <w:r>
         <w:rPr>
-          <w:rFonts w:ascii="Courier New" w:hAnsi="Courier New" w:cs="Courier New"/>
+          <w:rFonts w:ascii="AndradaMono" w:hAnsi="AndradaMono" w:cs="Courier New"/>
           <w:i/>
           <w:iCs/>
           <w:lang w:val="en-CA"/>
         </w:rPr>
         <w:br/>
-      </w:r>
-      <w:r>
-        <w:rPr>
-          <w:rFonts w:ascii="Courier New" w:hAnsi="Courier New" w:cs="Courier New"/>
-          <w:i/>
-          <w:iCs/>
-          <w:lang w:val="en-CA"/>
-        </w:rPr>
         <w:t>Ballad of Lost Dreams</w:t>
       </w:r>
       <w:r>
         <w:rPr>
-          <w:rFonts w:ascii="Courier New" w:hAnsi="Courier New" w:cs="Courier New"/>
+          <w:rFonts w:ascii="AndradaMono" w:hAnsi="AndradaMono" w:cs="Courier New"/>
           <w:lang w:val="en-CA"/>
         </w:rPr>
         <w:t>, 2026</w:t>
       </w:r>
       <w:r>
         <w:rPr>
-          <w:rFonts w:ascii="Courier New" w:hAnsi="Courier New" w:cs="Courier New"/>
+          <w:rFonts w:ascii="AndradaMono" w:hAnsi="AndradaMono" w:cs="Courier New"/>
           <w:lang w:val="en-CA"/>
         </w:rPr>
         <w:t xml:space="preserve">                                  I</w:t>
       </w:r>
       <w:r>
         <w:rPr>
-          <w:rFonts w:ascii="Courier New" w:hAnsi="Courier New" w:cs="Courier New"/>
+          <w:rFonts w:ascii="AndradaMono" w:hAnsi="AndradaMono" w:cs="Courier New"/>
           <w:lang w:val="en-CA"/>
         </w:rPr>
         <w:t>V</w:t>
       </w:r>
       <w:r>
         <w:rPr>
-          <w:rFonts w:ascii="Courier New" w:hAnsi="Courier New" w:cs="Courier New"/>
+          <w:rFonts w:ascii="AndradaMono" w:hAnsi="AndradaMono" w:cs="Courier New"/>
           <w:lang w:val="en-CA"/>
         </w:rPr>
         <w:br/>
@@ -1946,7 +1755,7 @@
       </w:r>
       <w:r>
         <w:rPr>
-          <w:rFonts w:ascii="Courier New" w:hAnsi="Courier New" w:cs="Courier New"/>
+          <w:rFonts w:ascii="AndradaMono" w:hAnsi="AndradaMono" w:cs="Courier New"/>
           <w:lang w:val="en-CA"/>
         </w:rPr>
         <w:br/>
@@ -1954,13 +1763,13 @@
       </w:r>
       <w:r>
         <w:rPr>
-          <w:rFonts w:ascii="Courier New" w:hAnsi="Courier New" w:cs="Courier New"/>
+          <w:rFonts w:ascii="AndradaMono" w:hAnsi="AndradaMono" w:cs="Courier New"/>
         </w:rPr>
         <w:t xml:space="preserve"> </w:t>
       </w:r>
       <w:r>
         <w:rPr>
-          <w:rFonts w:ascii="Courier New" w:hAnsi="Courier New" w:cs="Courier New"/>
+          <w:rFonts w:ascii="AndradaMono" w:hAnsi="AndradaMono" w:cs="Courier New"/>
         </w:rPr>
         <w:br w:type="page"/>
       </w:r>
@@ -1968,12 +1777,12 @@
     <w:p>
       <w:pPr>
         <w:rPr>
-          <w:rFonts w:ascii="Courier New" w:hAnsi="Courier New" w:cs="Courier New"/>
+          <w:rFonts w:ascii="AndradaMono" w:hAnsi="AndradaMono" w:cs="Courier New"/>
         </w:rPr>
       </w:pPr>
       <w:r>
         <w:rPr>
-          <w:rFonts w:ascii="Courier New" w:hAnsi="Courier New" w:cs="Courier New"/>
+          <w:rFonts w:ascii="AndradaMono" w:hAnsi="AndradaMono" w:cs="Courier New"/>
           <w:noProof/>
         </w:rPr>
         <w:lastRenderedPageBreak/>
@@ -2036,7 +1845,7 @@
       </w:r>
       <w:r>
         <w:rPr>
-          <w:rFonts w:ascii="Courier New" w:hAnsi="Courier New" w:cs="Courier New"/>
+          <w:rFonts w:ascii="AndradaMono" w:hAnsi="AndradaMono" w:cs="Courier New"/>
           <w:i/>
           <w:iCs/>
           <w:lang w:val="en-CA"/>
@@ -2045,7 +1854,7 @@
       </w:r>
       <w:r>
         <w:rPr>
-          <w:rFonts w:ascii="Courier New" w:hAnsi="Courier New" w:cs="Courier New"/>
+          <w:rFonts w:ascii="AndradaMono" w:hAnsi="AndradaMono" w:cs="Courier New"/>
           <w:i/>
           <w:iCs/>
           <w:lang w:val="en-CA"/>
@@ -2054,28 +1863,28 @@
       </w:r>
       <w:r>
         <w:rPr>
-          <w:rFonts w:ascii="Courier New" w:hAnsi="Courier New" w:cs="Courier New"/>
+          <w:rFonts w:ascii="AndradaMono" w:hAnsi="AndradaMono" w:cs="Courier New"/>
           <w:lang w:val="en-CA"/>
         </w:rPr>
         <w:t>, 2026</w:t>
       </w:r>
       <w:r>
         <w:rPr>
-          <w:rFonts w:ascii="Courier New" w:hAnsi="Courier New" w:cs="Courier New"/>
+          <w:rFonts w:ascii="AndradaMono" w:hAnsi="AndradaMono" w:cs="Courier New"/>
           <w:lang w:val="en-CA"/>
         </w:rPr>
         <w:t xml:space="preserve">                                                </w:t>
       </w:r>
       <w:r>
         <w:rPr>
-          <w:rFonts w:ascii="Courier New" w:hAnsi="Courier New" w:cs="Courier New"/>
+          <w:rFonts w:ascii="AndradaMono" w:hAnsi="AndradaMono" w:cs="Courier New"/>
           <w:lang w:val="en-CA"/>
         </w:rPr>
         <w:t>V</w:t>
       </w:r>
       <w:r>
         <w:rPr>
-          <w:rFonts w:ascii="Courier New" w:hAnsi="Courier New" w:cs="Courier New"/>
+          <w:rFonts w:ascii="AndradaMono" w:hAnsi="AndradaMono" w:cs="Courier New"/>
           <w:lang w:val="en-CA"/>
         </w:rPr>
         <w:br/>
@@ -2083,7 +1892,7 @@
       </w:r>
       <w:r>
         <w:rPr>
-          <w:rFonts w:ascii="Courier New" w:hAnsi="Courier New" w:cs="Courier New"/>
+          <w:rFonts w:ascii="AndradaMono" w:hAnsi="AndradaMono" w:cs="Courier New"/>
           <w:lang w:val="en-CA"/>
         </w:rPr>
         <w:br/>
@@ -2091,13 +1900,13 @@
       </w:r>
       <w:r>
         <w:rPr>
-          <w:rFonts w:ascii="Courier New" w:hAnsi="Courier New" w:cs="Courier New"/>
+          <w:rFonts w:ascii="AndradaMono" w:hAnsi="AndradaMono" w:cs="Courier New"/>
         </w:rPr>
         <w:t xml:space="preserve"> </w:t>
       </w:r>
       <w:r>
         <w:rPr>
-          <w:rFonts w:ascii="Courier New" w:hAnsi="Courier New" w:cs="Courier New"/>
+          <w:rFonts w:ascii="AndradaMono" w:hAnsi="AndradaMono" w:cs="Courier New"/>
         </w:rPr>
         <w:br w:type="page"/>
       </w:r>
@@ -2105,12 +1914,12 @@
     <w:p>
       <w:pPr>
         <w:rPr>
-          <w:rFonts w:ascii="Courier New" w:hAnsi="Courier New" w:cs="Courier New"/>
+          <w:rFonts w:ascii="AndradaMono" w:hAnsi="AndradaMono" w:cs="Courier New"/>
         </w:rPr>
       </w:pPr>
       <w:r>
         <w:rPr>
-          <w:rFonts w:ascii="Courier New" w:hAnsi="Courier New" w:cs="Courier New"/>
+          <w:rFonts w:ascii="AndradaMono" w:hAnsi="AndradaMono" w:cs="Courier New"/>
           <w:noProof/>
         </w:rPr>
         <w:lastRenderedPageBreak/>
@@ -2179,7 +1988,7 @@
       </w:r>
       <w:r>
         <w:rPr>
-          <w:rFonts w:ascii="Courier New" w:hAnsi="Courier New" w:cs="Courier New"/>
+          <w:rFonts w:ascii="AndradaMono" w:hAnsi="AndradaMono" w:cs="Courier New"/>
           <w:i/>
           <w:iCs/>
           <w:lang w:val="en-CA"/>
@@ -2188,7 +1997,7 @@
       </w:r>
       <w:r>
         <w:rPr>
-          <w:rFonts w:ascii="Courier New" w:hAnsi="Courier New" w:cs="Courier New"/>
+          <w:rFonts w:ascii="AndradaMono" w:hAnsi="AndradaMono" w:cs="Courier New"/>
           <w:i/>
           <w:iCs/>
           <w:lang w:val="en-CA"/>
@@ -2197,7 +2006,7 @@
       </w:r>
       <w:r>
         <w:rPr>
-          <w:rFonts w:ascii="Courier New" w:hAnsi="Courier New" w:cs="Courier New"/>
+          <w:rFonts w:ascii="AndradaMono" w:hAnsi="AndradaMono" w:cs="Courier New"/>
           <w:i/>
           <w:iCs/>
           <w:lang w:val="en-CA"/>
@@ -2206,7 +2015,7 @@
       </w:r>
       <w:r>
         <w:rPr>
-          <w:rFonts w:ascii="Courier New" w:hAnsi="Courier New" w:cs="Courier New"/>
+          <w:rFonts w:ascii="AndradaMono" w:hAnsi="AndradaMono" w:cs="Courier New"/>
           <w:i/>
           <w:iCs/>
           <w:lang w:val="en-CA"/>
@@ -2215,7 +2024,7 @@
       </w:r>
       <w:r>
         <w:rPr>
-          <w:rFonts w:ascii="Courier New" w:hAnsi="Courier New" w:cs="Courier New"/>
+          <w:rFonts w:ascii="AndradaMono" w:hAnsi="AndradaMono" w:cs="Courier New"/>
           <w:i/>
           <w:iCs/>
           <w:lang w:val="en-CA"/>
@@ -2224,7 +2033,7 @@
       </w:r>
       <w:r>
         <w:rPr>
-          <w:rFonts w:ascii="Courier New" w:hAnsi="Courier New" w:cs="Courier New"/>
+          <w:rFonts w:ascii="AndradaMono" w:hAnsi="AndradaMono" w:cs="Courier New"/>
           <w:i/>
           <w:iCs/>
           <w:lang w:val="en-CA"/>
@@ -2233,7 +2042,7 @@
       </w:r>
       <w:r>
         <w:rPr>
-          <w:rFonts w:ascii="Courier New" w:hAnsi="Courier New" w:cs="Courier New"/>
+          <w:rFonts w:ascii="AndradaMono" w:hAnsi="AndradaMono" w:cs="Courier New"/>
           <w:i/>
           <w:iCs/>
           <w:lang w:val="en-CA"/>
@@ -2242,7 +2051,7 @@
       </w:r>
       <w:r>
         <w:rPr>
-          <w:rFonts w:ascii="Courier New" w:hAnsi="Courier New" w:cs="Courier New"/>
+          <w:rFonts w:ascii="AndradaMono" w:hAnsi="AndradaMono" w:cs="Courier New"/>
           <w:i/>
           <w:iCs/>
           <w:lang w:val="en-CA"/>
@@ -2251,7 +2060,7 @@
       </w:r>
       <w:r>
         <w:rPr>
-          <w:rFonts w:ascii="Courier New" w:hAnsi="Courier New" w:cs="Courier New"/>
+          <w:rFonts w:ascii="AndradaMono" w:hAnsi="AndradaMono" w:cs="Courier New"/>
           <w:i/>
           <w:iCs/>
           <w:lang w:val="en-CA"/>
@@ -2260,60 +2069,52 @@
       </w:r>
       <w:r>
         <w:rPr>
-          <w:rFonts w:ascii="Courier New" w:hAnsi="Courier New" w:cs="Courier New"/>
+          <w:rFonts w:ascii="AndradaMono" w:hAnsi="AndradaMono" w:cs="Courier New"/>
           <w:i/>
           <w:iCs/>
           <w:lang w:val="en-CA"/>
         </w:rPr>
         <w:br/>
-      </w:r>
-      <w:r>
-        <w:rPr>
-          <w:rFonts w:ascii="Courier New" w:hAnsi="Courier New" w:cs="Courier New"/>
-          <w:i/>
-          <w:iCs/>
-          <w:lang w:val="en-CA"/>
-        </w:rPr>
         <w:t>Jogo da Forca</w:t>
       </w:r>
       <w:r>
         <w:rPr>
-          <w:rFonts w:ascii="Courier New" w:hAnsi="Courier New" w:cs="Courier New"/>
+          <w:rFonts w:ascii="AndradaMono" w:hAnsi="AndradaMono" w:cs="Courier New"/>
           <w:lang w:val="en-CA"/>
         </w:rPr>
         <w:t>, 2026</w:t>
       </w:r>
       <w:r>
         <w:rPr>
-          <w:rFonts w:ascii="Courier New" w:hAnsi="Courier New" w:cs="Courier New"/>
+          <w:rFonts w:ascii="AndradaMono" w:hAnsi="AndradaMono" w:cs="Courier New"/>
           <w:lang w:val="en-CA"/>
         </w:rPr>
         <w:t xml:space="preserve">                                         </w:t>
       </w:r>
       <w:r>
         <w:rPr>
-          <w:rFonts w:ascii="Courier New" w:hAnsi="Courier New" w:cs="Courier New"/>
+          <w:rFonts w:ascii="AndradaMono" w:hAnsi="AndradaMono" w:cs="Courier New"/>
           <w:lang w:val="en-CA"/>
         </w:rPr>
         <w:t xml:space="preserve"> </w:t>
       </w:r>
       <w:r>
         <w:rPr>
-          <w:rFonts w:ascii="Courier New" w:hAnsi="Courier New" w:cs="Courier New"/>
+          <w:rFonts w:ascii="AndradaMono" w:hAnsi="AndradaMono" w:cs="Courier New"/>
           <w:lang w:val="en-CA"/>
         </w:rPr>
         <w:t>V</w:t>
       </w:r>
       <w:r>
         <w:rPr>
-          <w:rFonts w:ascii="Courier New" w:hAnsi="Courier New" w:cs="Courier New"/>
+          <w:rFonts w:ascii="AndradaMono" w:hAnsi="AndradaMono" w:cs="Courier New"/>
           <w:lang w:val="en-CA"/>
         </w:rPr>
         <w:t>I</w:t>
       </w:r>
       <w:r>
         <w:rPr>
-          <w:rFonts w:ascii="Courier New" w:hAnsi="Courier New" w:cs="Courier New"/>
+          <w:rFonts w:ascii="AndradaMono" w:hAnsi="AndradaMono" w:cs="Courier New"/>
           <w:lang w:val="en-CA"/>
         </w:rPr>
         <w:br/>
@@ -2321,7 +2122,7 @@
       </w:r>
       <w:r>
         <w:rPr>
-          <w:rFonts w:ascii="Courier New" w:hAnsi="Courier New" w:cs="Courier New"/>
+          <w:rFonts w:ascii="AndradaMono" w:hAnsi="AndradaMono" w:cs="Courier New"/>
           <w:lang w:val="en-CA"/>
         </w:rPr>
         <w:br/>
@@ -2329,19 +2130,19 @@
       </w:r>
       <w:r>
         <w:rPr>
-          <w:rFonts w:ascii="Courier New" w:hAnsi="Courier New" w:cs="Courier New"/>
+          <w:rFonts w:ascii="AndradaMono" w:hAnsi="AndradaMono" w:cs="Courier New"/>
         </w:rPr>
         <w:t xml:space="preserve"> </w:t>
       </w:r>
       <w:r>
         <w:rPr>
-          <w:rFonts w:ascii="Courier New" w:hAnsi="Courier New" w:cs="Courier New"/>
+          <w:rFonts w:ascii="AndradaMono" w:hAnsi="AndradaMono" w:cs="Courier New"/>
         </w:rPr>
         <w:br w:type="page"/>
       </w:r>
       <w:r>
         <w:rPr>
-          <w:rFonts w:ascii="Courier New" w:hAnsi="Courier New" w:cs="Courier New"/>
+          <w:rFonts w:ascii="AndradaMono" w:hAnsi="AndradaMono" w:cs="Courier New"/>
           <w:noProof/>
         </w:rPr>
         <w:lastRenderedPageBreak/>
@@ -2410,60 +2211,52 @@
       </w:r>
       <w:r>
         <w:rPr>
-          <w:rFonts w:ascii="Courier New" w:hAnsi="Courier New" w:cs="Courier New"/>
+          <w:rFonts w:ascii="AndradaMono" w:hAnsi="AndradaMono" w:cs="Courier New"/>
           <w:i/>
           <w:iCs/>
           <w:lang w:val="en-CA"/>
         </w:rPr>
         <w:br/>
-      </w:r>
-      <w:r>
-        <w:rPr>
-          <w:rFonts w:ascii="Courier New" w:hAnsi="Courier New" w:cs="Courier New"/>
-          <w:i/>
-          <w:iCs/>
-          <w:lang w:val="en-CA"/>
-        </w:rPr>
         <w:t>Blood Path</w:t>
       </w:r>
       <w:r>
         <w:rPr>
-          <w:rFonts w:ascii="Courier New" w:hAnsi="Courier New" w:cs="Courier New"/>
+          <w:rFonts w:ascii="AndradaMono" w:hAnsi="AndradaMono" w:cs="Courier New"/>
           <w:lang w:val="en-CA"/>
         </w:rPr>
         <w:t>, 2026</w:t>
       </w:r>
       <w:r>
         <w:rPr>
-          <w:rFonts w:ascii="Courier New" w:hAnsi="Courier New" w:cs="Courier New"/>
+          <w:rFonts w:ascii="AndradaMono" w:hAnsi="AndradaMono" w:cs="Courier New"/>
           <w:lang w:val="en-CA"/>
         </w:rPr>
         <w:t xml:space="preserve">                                            </w:t>
       </w:r>
       <w:r>
         <w:rPr>
-          <w:rFonts w:ascii="Courier New" w:hAnsi="Courier New" w:cs="Courier New"/>
+          <w:rFonts w:ascii="AndradaMono" w:hAnsi="AndradaMono" w:cs="Courier New"/>
           <w:lang w:val="en-CA"/>
         </w:rPr>
         <w:t xml:space="preserve"> </w:t>
       </w:r>
       <w:r>
         <w:rPr>
-          <w:rFonts w:ascii="Courier New" w:hAnsi="Courier New" w:cs="Courier New"/>
+          <w:rFonts w:ascii="AndradaMono" w:hAnsi="AndradaMono" w:cs="Courier New"/>
           <w:lang w:val="en-CA"/>
         </w:rPr>
         <w:t>VI</w:t>
       </w:r>
       <w:r>
         <w:rPr>
-          <w:rFonts w:ascii="Courier New" w:hAnsi="Courier New" w:cs="Courier New"/>
+          <w:rFonts w:ascii="AndradaMono" w:hAnsi="AndradaMono" w:cs="Courier New"/>
           <w:lang w:val="en-CA"/>
         </w:rPr>
         <w:t>I</w:t>
       </w:r>
       <w:r>
         <w:rPr>
-          <w:rFonts w:ascii="Courier New" w:hAnsi="Courier New" w:cs="Courier New"/>
+          <w:rFonts w:ascii="AndradaMono" w:hAnsi="AndradaMono" w:cs="Courier New"/>
           <w:lang w:val="en-CA"/>
         </w:rPr>
         <w:br/>
@@ -2471,7 +2264,7 @@
       </w:r>
       <w:r>
         <w:rPr>
-          <w:rFonts w:ascii="Courier New" w:hAnsi="Courier New" w:cs="Courier New"/>
+          <w:rFonts w:ascii="AndradaMono" w:hAnsi="AndradaMono" w:cs="Courier New"/>
           <w:lang w:val="en-CA"/>
         </w:rPr>
         <w:br/>
@@ -2479,13 +2272,13 @@
       </w:r>
       <w:r>
         <w:rPr>
-          <w:rFonts w:ascii="Courier New" w:hAnsi="Courier New" w:cs="Courier New"/>
+          <w:rFonts w:ascii="AndradaMono" w:hAnsi="AndradaMono" w:cs="Courier New"/>
         </w:rPr>
         <w:t xml:space="preserve"> </w:t>
       </w:r>
       <w:r>
         <w:rPr>
-          <w:rFonts w:ascii="Courier New" w:hAnsi="Courier New" w:cs="Courier New"/>
+          <w:rFonts w:ascii="AndradaMono" w:hAnsi="AndradaMono" w:cs="Courier New"/>
         </w:rPr>
         <w:br w:type="page"/>
       </w:r>
@@ -2493,12 +2286,12 @@
     <w:p>
       <w:pPr>
         <w:rPr>
-          <w:rFonts w:ascii="Courier New" w:hAnsi="Courier New" w:cs="Courier New"/>
+          <w:rFonts w:ascii="AndradaMono" w:hAnsi="AndradaMono" w:cs="Courier New"/>
         </w:rPr>
       </w:pPr>
       <w:r>
         <w:rPr>
-          <w:rFonts w:ascii="Courier New" w:hAnsi="Courier New" w:cs="Courier New"/>
+          <w:rFonts w:ascii="AndradaMono" w:hAnsi="AndradaMono" w:cs="Courier New"/>
           <w:noProof/>
         </w:rPr>
         <w:lastRenderedPageBreak/>
@@ -2567,85 +2360,77 @@
       </w:r>
       <w:r>
         <w:rPr>
-          <w:rFonts w:ascii="Courier New" w:hAnsi="Courier New" w:cs="Courier New"/>
+          <w:rFonts w:ascii="AndradaMono" w:hAnsi="AndradaMono" w:cs="Courier New"/>
           <w:i/>
           <w:iCs/>
           <w:lang w:val="en-CA"/>
         </w:rPr>
         <w:br/>
-      </w:r>
-      <w:r>
-        <w:rPr>
-          <w:rFonts w:ascii="Courier New" w:hAnsi="Courier New" w:cs="Courier New"/>
+        <w:t>Subject N.5</w:t>
+      </w:r>
+      <w:r>
+        <w:rPr>
+          <w:rFonts w:ascii="AndradaMono" w:hAnsi="AndradaMono" w:cs="Courier New"/>
+          <w:lang w:val="en-CA"/>
+        </w:rPr>
+        <w:t>, 2026</w:t>
+      </w:r>
+      <w:r>
+        <w:rPr>
+          <w:rFonts w:ascii="AndradaMono" w:hAnsi="AndradaMono" w:cs="Courier New"/>
+          <w:lang w:val="en-CA"/>
+        </w:rPr>
+        <w:t xml:space="preserve">                                          </w:t>
+      </w:r>
+      <w:r>
+        <w:rPr>
+          <w:rFonts w:ascii="AndradaMono" w:hAnsi="AndradaMono" w:cs="Courier New"/>
+          <w:lang w:val="en-CA"/>
+        </w:rPr>
+        <w:t xml:space="preserve">  </w:t>
+      </w:r>
+      <w:r>
+        <w:rPr>
+          <w:rFonts w:ascii="AndradaMono" w:hAnsi="AndradaMono" w:cs="Courier New"/>
+          <w:lang w:val="en-CA"/>
+        </w:rPr>
+        <w:t>VII</w:t>
+      </w:r>
+      <w:r>
+        <w:rPr>
+          <w:rFonts w:ascii="AndradaMono" w:hAnsi="AndradaMono" w:cs="Courier New"/>
+          <w:lang w:val="en-CA"/>
+        </w:rPr>
+        <w:t>I</w:t>
+      </w:r>
+      <w:r>
+        <w:rPr>
+          <w:rFonts w:ascii="AndradaMono" w:hAnsi="AndradaMono" w:cs="Courier New"/>
+          <w:lang w:val="en-CA"/>
+        </w:rPr>
+        <w:br/>
+        <w:t>71 × 43 in</w:t>
+      </w:r>
+      <w:r>
+        <w:rPr>
+          <w:rFonts w:ascii="AndradaMono" w:hAnsi="AndradaMono" w:cs="Courier New"/>
+          <w:lang w:val="en-CA"/>
+        </w:rPr>
+        <w:br/>
+        <w:t>Acrylic on canvas</w:t>
+      </w:r>
+      <w:r>
+        <w:rPr>
+          <w:rFonts w:ascii="AndradaMono" w:hAnsi="AndradaMono" w:cs="Courier New"/>
           <w:i/>
           <w:iCs/>
           <w:lang w:val="en-CA"/>
         </w:rPr>
-        <w:t>Subject N.5</w:t>
-      </w:r>
-      <w:r>
-        <w:rPr>
-          <w:rFonts w:ascii="Courier New" w:hAnsi="Courier New" w:cs="Courier New"/>
-          <w:lang w:val="en-CA"/>
-        </w:rPr>
-        <w:t>, 2026</w:t>
-      </w:r>
-      <w:r>
-        <w:rPr>
-          <w:rFonts w:ascii="Courier New" w:hAnsi="Courier New" w:cs="Courier New"/>
-          <w:lang w:val="en-CA"/>
-        </w:rPr>
-        <w:t xml:space="preserve">                                          </w:t>
-      </w:r>
-      <w:r>
-        <w:rPr>
-          <w:rFonts w:ascii="Courier New" w:hAnsi="Courier New" w:cs="Courier New"/>
-          <w:lang w:val="en-CA"/>
-        </w:rPr>
-        <w:t xml:space="preserve">  </w:t>
-      </w:r>
-      <w:r>
-        <w:rPr>
-          <w:rFonts w:ascii="Courier New" w:hAnsi="Courier New" w:cs="Courier New"/>
-          <w:lang w:val="en-CA"/>
-        </w:rPr>
-        <w:t>VII</w:t>
-      </w:r>
-      <w:r>
-        <w:rPr>
-          <w:rFonts w:ascii="Courier New" w:hAnsi="Courier New" w:cs="Courier New"/>
-          <w:lang w:val="en-CA"/>
-        </w:rPr>
-        <w:t>I</w:t>
-      </w:r>
-      <w:r>
-        <w:rPr>
-          <w:rFonts w:ascii="Courier New" w:hAnsi="Courier New" w:cs="Courier New"/>
-          <w:lang w:val="en-CA"/>
-        </w:rPr>
         <w:br/>
-        <w:t>71 × 43 in</w:t>
-      </w:r>
-      <w:r>
-        <w:rPr>
-          <w:rFonts w:ascii="Courier New" w:hAnsi="Courier New" w:cs="Courier New"/>
-          <w:lang w:val="en-CA"/>
-        </w:rPr>
-        <w:br/>
-        <w:t>Acrylic on canvas</w:t>
-      </w:r>
-      <w:r>
-        <w:rPr>
-          <w:rFonts w:ascii="Courier New" w:hAnsi="Courier New" w:cs="Courier New"/>
-          <w:i/>
-          <w:iCs/>
-          <w:lang w:val="en-CA"/>
-        </w:rPr>
-        <w:br/>
-      </w:r>
-      <w:r>
-        <w:rPr>
-          <w:rFonts w:ascii="Courier New" w:hAnsi="Courier New" w:cs="Courier New"/>
+      </w:r>
+      <w:r>
+        <w:rPr>
+          <w:rFonts w:ascii="AndradaMono" w:hAnsi="AndradaMono" w:cs="Courier New"/>
           <w:noProof/>
         </w:rPr>
         <w:lastRenderedPageBreak/>
@@ -2714,53 +2499,38 @@
       </w:r>
       <w:r>
         <w:rPr>
-          <w:rFonts w:ascii="Courier New" w:hAnsi="Courier New" w:cs="Courier New"/>
+          <w:rFonts w:ascii="AndradaMono" w:hAnsi="AndradaMono" w:cs="Courier New"/>
           <w:i/>
           <w:iCs/>
           <w:lang w:val="en-CA"/>
         </w:rPr>
         <w:br/>
-      </w:r>
-      <w:r>
-        <w:rPr>
-          <w:rFonts w:ascii="Courier New" w:hAnsi="Courier New" w:cs="Courier New"/>
-          <w:i/>
-          <w:iCs/>
-          <w:lang w:val="en-CA"/>
-        </w:rPr>
         <w:t>Subject N.2</w:t>
       </w:r>
       <w:r>
         <w:rPr>
-          <w:rFonts w:ascii="Courier New" w:hAnsi="Courier New" w:cs="Courier New"/>
-          <w:lang w:val="en-CA"/>
-        </w:rPr>
-        <w:t>, 2026</w:t>
-      </w:r>
-      <w:r>
-        <w:rPr>
-          <w:rFonts w:ascii="Courier New" w:hAnsi="Courier New" w:cs="Courier New"/>
-          <w:lang w:val="en-CA"/>
-        </w:rPr>
-        <w:t xml:space="preserve">                                           </w:t>
-      </w:r>
-      <w:r>
-        <w:rPr>
-          <w:rFonts w:ascii="Courier New" w:hAnsi="Courier New" w:cs="Courier New"/>
+          <w:rFonts w:ascii="AndradaMono" w:hAnsi="AndradaMono" w:cs="Courier New"/>
+          <w:lang w:val="en-CA"/>
+        </w:rPr>
+        <w:t xml:space="preserve">, 2026                                           </w:t>
+      </w:r>
+      <w:r>
+        <w:rPr>
+          <w:rFonts w:ascii="AndradaMono" w:hAnsi="AndradaMono" w:cs="Courier New"/>
           <w:lang w:val="en-CA"/>
         </w:rPr>
         <w:t xml:space="preserve"> </w:t>
       </w:r>
       <w:r>
         <w:rPr>
-          <w:rFonts w:ascii="Courier New" w:hAnsi="Courier New" w:cs="Courier New"/>
+          <w:rFonts w:ascii="AndradaMono" w:hAnsi="AndradaMono" w:cs="Courier New"/>
           <w:lang w:val="en-CA"/>
         </w:rPr>
         <w:t>IX</w:t>
       </w:r>
       <w:r>
         <w:rPr>
-          <w:rFonts w:ascii="Courier New" w:hAnsi="Courier New" w:cs="Courier New"/>
+          <w:rFonts w:ascii="AndradaMono" w:hAnsi="AndradaMono" w:cs="Courier New"/>
           <w:lang w:val="en-CA"/>
         </w:rPr>
         <w:br/>
@@ -2768,7 +2538,7 @@
       </w:r>
       <w:r>
         <w:rPr>
-          <w:rFonts w:ascii="Courier New" w:hAnsi="Courier New" w:cs="Courier New"/>
+          <w:rFonts w:ascii="AndradaMono" w:hAnsi="AndradaMono" w:cs="Courier New"/>
           <w:lang w:val="en-CA"/>
         </w:rPr>
         <w:br/>
@@ -2776,13 +2546,13 @@
       </w:r>
       <w:r>
         <w:rPr>
-          <w:rFonts w:ascii="Courier New" w:hAnsi="Courier New" w:cs="Courier New"/>
+          <w:rFonts w:ascii="AndradaMono" w:hAnsi="AndradaMono" w:cs="Courier New"/>
         </w:rPr>
         <w:t xml:space="preserve"> </w:t>
       </w:r>
       <w:r>
         <w:rPr>
-          <w:rFonts w:ascii="Courier New" w:hAnsi="Courier New" w:cs="Courier New"/>
+          <w:rFonts w:ascii="AndradaMono" w:hAnsi="AndradaMono" w:cs="Courier New"/>
         </w:rPr>
         <w:br w:type="page"/>
       </w:r>
@@ -2790,12 +2560,12 @@
     <w:p>
       <w:pPr>
         <w:rPr>
-          <w:rFonts w:ascii="Courier New" w:hAnsi="Courier New" w:cs="Courier New"/>
+          <w:rFonts w:ascii="AndradaMono" w:hAnsi="AndradaMono" w:cs="Courier New"/>
         </w:rPr>
       </w:pPr>
       <w:r>
         <w:rPr>
-          <w:rFonts w:ascii="Courier New" w:hAnsi="Courier New" w:cs="Courier New"/>
+          <w:rFonts w:ascii="AndradaMono" w:hAnsi="AndradaMono" w:cs="Courier New"/>
           <w:noProof/>
         </w:rPr>
         <w:lastRenderedPageBreak/>
@@ -2864,39 +2634,24 @@
       </w:r>
       <w:r>
         <w:rPr>
-          <w:rFonts w:ascii="Courier New" w:hAnsi="Courier New" w:cs="Courier New"/>
+          <w:rFonts w:ascii="AndradaMono" w:hAnsi="AndradaMono" w:cs="Courier New"/>
           <w:i/>
           <w:iCs/>
           <w:lang w:val="en-CA"/>
         </w:rPr>
         <w:br/>
-      </w:r>
-      <w:r>
-        <w:rPr>
-          <w:rFonts w:ascii="Courier New" w:hAnsi="Courier New" w:cs="Courier New"/>
-          <w:i/>
-          <w:iCs/>
-          <w:lang w:val="en-CA"/>
-        </w:rPr>
         <w:t>Card N.XV</w:t>
       </w:r>
       <w:r>
         <w:rPr>
-          <w:rFonts w:ascii="Courier New" w:hAnsi="Courier New" w:cs="Courier New"/>
-          <w:lang w:val="en-CA"/>
-        </w:rPr>
-        <w:t>, 2025</w:t>
-      </w:r>
-      <w:r>
-        <w:rPr>
-          <w:rFonts w:ascii="Courier New" w:hAnsi="Courier New" w:cs="Courier New"/>
-          <w:lang w:val="en-CA"/>
-        </w:rPr>
-        <w:t xml:space="preserve">                                              X</w:t>
-      </w:r>
-      <w:r>
-        <w:rPr>
-          <w:rFonts w:ascii="Courier New" w:hAnsi="Courier New" w:cs="Courier New"/>
+          <w:rFonts w:ascii="AndradaMono" w:hAnsi="AndradaMono" w:cs="Courier New"/>
+          <w:lang w:val="en-CA"/>
+        </w:rPr>
+        <w:t>, 2025                                              X</w:t>
+      </w:r>
+      <w:r>
+        <w:rPr>
+          <w:rFonts w:ascii="AndradaMono" w:hAnsi="AndradaMono" w:cs="Courier New"/>
           <w:lang w:val="en-CA"/>
         </w:rPr>
         <w:br/>
@@ -2904,7 +2659,7 @@
       </w:r>
       <w:r>
         <w:rPr>
-          <w:rFonts w:ascii="Courier New" w:hAnsi="Courier New" w:cs="Courier New"/>
+          <w:rFonts w:ascii="AndradaMono" w:hAnsi="AndradaMono" w:cs="Courier New"/>
           <w:lang w:val="en-CA"/>
         </w:rPr>
         <w:br/>

--- a/static/images/docs/Louis_Andrada_Submission_Package.docx
+++ b/static/images/docs/Louis_Andrada_Submission_Package.docx
@@ -129,22 +129,6 @@
             <w:rFonts w:ascii="AndradaMono" w:hAnsi="AndradaMono" w:cs="Courier New"/>
           </w:rPr>
           <w:t>louis.andrada@outlook.com</w:t>
-        </w:r>
-      </w:hyperlink>
-      <w:r>
-        <w:rPr>
-          <w:rFonts w:ascii="AndradaMono" w:hAnsi="AndradaMono" w:cs="Courier New"/>
-        </w:rPr>
-        <w:br/>
-        <w:t xml:space="preserve">   Instagram: </w:t>
-      </w:r>
-      <w:hyperlink r:id="rId10" w:history="1">
-        <w:r>
-          <w:rPr>
-            <w:rStyle w:val="Hyperlink"/>
-            <w:rFonts w:ascii="AndradaMono" w:hAnsi="AndradaMono" w:cs="Courier New"/>
-          </w:rPr>
-          <w:t>www.instagram.com/viiii13iixv</w:t>
         </w:r>
       </w:hyperlink>
     </w:p>
